--- a/Johnny_Ortega_Resume_ATS.docx
+++ b/Johnny_Ortega_Resume_ATS.docx
@@ -1,6 +1,6 @@
 
 <file path=word/document.xml><?xml version="1.0" encoding="utf-8"?>
-<w:document xmlns:wpc="http://schemas.microsoft.com/office/word/2010/wordprocessingCanvas" xmlns:mc="http://schemas.openxmlformats.org/markup-compatibility/2006" xmlns:o="urn:schemas-microsoft-com:office:office" xmlns:r="http://schemas.openxmlformats.org/officeDocument/2006/relationships" xmlns:m="http://schemas.openxmlformats.org/officeDocument/2006/math" xmlns:v="urn:schemas-microsoft-com:vml" xmlns:wp14="http://schemas.microsoft.com/office/word/2010/wordprocessingDrawing" xmlns:wp="http://schemas.openxmlformats.org/drawingml/2006/wordprocessingDrawing" xmlns:w10="urn:schemas-microsoft-com:office:word" xmlns:w="http://schemas.openxmlformats.org/wordprocessingml/2006/main" xmlns:w14="http://schemas.microsoft.com/office/word/2010/wordml" xmlns:w15="http://schemas.microsoft.com/office/word/2012/wordml" xmlns:wpg="http://schemas.microsoft.com/office/word/2010/wordprocessingGroup" xmlns:wpi="http://schemas.microsoft.com/office/word/2010/wordprocessingInk" xmlns:wne="http://schemas.microsoft.com/office/word/2006/wordml" xmlns:wps="http://schemas.microsoft.com/office/word/2010/wordprocessingShape" xmlns:cx="http://schemas.microsoft.com/office/drawing/2014/chartex" xmlns:cx1="http://schemas.microsoft.com/office/drawing/2015/9/8/chartex" xmlns:cx2="http://schemas.microsoft.com/office/drawing/2015/10/21/chartex" xmlns:cx3="http://schemas.microsoft.com/office/drawing/2016/5/9/chartex" xmlns:cx4="http://schemas.microsoft.com/office/drawing/2016/5/10/chartex" xmlns:cx5="http://schemas.microsoft.com/office/drawing/2016/5/11/chartex" xmlns:cx6="http://schemas.microsoft.com/office/drawing/2016/5/12/chartex" xmlns:cx7="http://schemas.microsoft.com/office/drawing/2016/5/13/chartex" xmlns:cx8="http://schemas.microsoft.com/office/drawing/2016/5/14/chartex" xmlns:aink="http://schemas.microsoft.com/office/drawing/2016/ink" xmlns:am3d="http://schemas.microsoft.com/office/drawing/2017/model3d" xmlns:w16cex="http://schemas.microsoft.com/office/word/2018/wordml/cex" xmlns:w16cid="http://schemas.microsoft.com/office/word/2016/wordml/cid" xmlns:w16="http://schemas.microsoft.com/office/word/2018/wordml" xmlns:w16sdtdh="http://schemas.microsoft.com/office/word/2020/wordml/sdtdatahash" xmlns:w16se="http://schemas.microsoft.com/office/word/2015/wordml/symex" mc:Ignorable="w14 w15 wp14">
+<w:document xmlns:wpc="http://schemas.microsoft.com/office/word/2010/wordprocessingCanvas" xmlns:cx="http://schemas.microsoft.com/office/drawing/2014/chartex" xmlns:cx1="http://schemas.microsoft.com/office/drawing/2015/9/8/chartex" xmlns:cx2="http://schemas.microsoft.com/office/drawing/2015/10/21/chartex" xmlns:cx3="http://schemas.microsoft.com/office/drawing/2016/5/9/chartex" xmlns:cx4="http://schemas.microsoft.com/office/drawing/2016/5/10/chartex" xmlns:cx5="http://schemas.microsoft.com/office/drawing/2016/5/11/chartex" xmlns:cx6="http://schemas.microsoft.com/office/drawing/2016/5/12/chartex" xmlns:cx7="http://schemas.microsoft.com/office/drawing/2016/5/13/chartex" xmlns:cx8="http://schemas.microsoft.com/office/drawing/2016/5/14/chartex" xmlns:mc="http://schemas.openxmlformats.org/markup-compatibility/2006" xmlns:aink="http://schemas.microsoft.com/office/drawing/2016/ink" xmlns:am3d="http://schemas.microsoft.com/office/drawing/2017/model3d" xmlns:o="urn:schemas-microsoft-com:office:office" xmlns:oel="http://schemas.microsoft.com/office/2019/extlst" xmlns:r="http://schemas.openxmlformats.org/officeDocument/2006/relationships" xmlns:m="http://schemas.openxmlformats.org/officeDocument/2006/math" xmlns:v="urn:schemas-microsoft-com:vml" xmlns:wp14="http://schemas.microsoft.com/office/word/2010/wordprocessingDrawing" xmlns:wp="http://schemas.openxmlformats.org/drawingml/2006/wordprocessingDrawing" xmlns:w10="urn:schemas-microsoft-com:office:word" xmlns:w="http://schemas.openxmlformats.org/wordprocessingml/2006/main" xmlns:w14="http://schemas.microsoft.com/office/word/2010/wordml" xmlns:w15="http://schemas.microsoft.com/office/word/2012/wordml" xmlns:w16cex="http://schemas.microsoft.com/office/word/2018/wordml/cex" xmlns:w16cid="http://schemas.microsoft.com/office/word/2016/wordml/cid" xmlns:w16="http://schemas.microsoft.com/office/word/2018/wordml" xmlns:w16du="http://schemas.microsoft.com/office/word/2023/wordml/word16du" xmlns:w16sdtdh="http://schemas.microsoft.com/office/word/2020/wordml/sdtdatahash" xmlns:w16se="http://schemas.microsoft.com/office/word/2015/wordml/symex" xmlns:wpg="http://schemas.microsoft.com/office/word/2010/wordprocessingGroup" xmlns:wpi="http://schemas.microsoft.com/office/word/2010/wordprocessingInk" xmlns:wne="http://schemas.microsoft.com/office/word/2006/wordml" xmlns:wps="http://schemas.microsoft.com/office/word/2010/wordprocessingShape" mc:Ignorable="w14 w15 w16se w16cid w16 w16cex w16sdtdh wp14">
   <w:body>
     <w:p>
       <w:pPr>
@@ -15,7 +15,7 @@
           <w:sz w:val="40"/>
           <w:szCs w:val="40"/>
         </w:rPr>
-        <w:t xml:space="preserve">JOHNNY M. ORTEGA JR.</w:t>
+        <w:t>JOHNNY M. ORTEGA JR.</w:t>
       </w:r>
     </w:p>
     <w:p>
@@ -29,7 +29,7 @@
           <w:sz w:val="24"/>
           <w:szCs w:val="24"/>
         </w:rPr>
-        <w:t xml:space="preserve">Virtual Assistant | E-Commerce Operations | IT Support Specialist</w:t>
+        <w:t>Virtual Assistant | E-Commerce Operations | IT Support Specialist</w:t>
       </w:r>
     </w:p>
     <w:p>
@@ -38,17 +38,22 @@
         <w:jc w:val="center"/>
       </w:pPr>
       <w:r>
-        <w:rPr>
-          <w:sz w:val="20"/>
-          <w:szCs w:val="20"/>
-        </w:rPr>
-        <w:t xml:space="preserve">Bulacan, Philippines  •  +63 997 248 7219  •  jortega.adminva@gmail.com</w:t>
+        <w:t xml:space="preserve">Bulacan, Philippines  •  </w:t>
+      </w:r>
+      <w:r>
+        <w:t>+63 946 449 8257</w:t>
+      </w:r>
+      <w:r>
+        <w:t xml:space="preserve"> </w:t>
+      </w:r>
+      <w:r>
+        <w:t>•  jortega.adminva@gmail.com</w:t>
       </w:r>
     </w:p>
     <w:p>
       <w:pPr>
         <w:pBdr>
-          <w:bottom w:val="single" w:color="1F2A44" w:sz="6" w:space="1"/>
+          <w:bottom w:val="single" w:sz="6" w:space="1" w:color="1F2A44"/>
         </w:pBdr>
         <w:spacing w:after="120"/>
       </w:pPr>
@@ -57,9 +62,9 @@
       <w:pPr>
         <w:pStyle w:val="Heading2"/>
         <w:pBdr>
-          <w:bottom w:val="single" w:color="1F2A44" w:sz="4" w:space="2"/>
+          <w:bottom w:val="single" w:sz="4" w:space="2" w:color="1F2A44"/>
         </w:pBdr>
-        <w:spacing w:after="60" w:before="240"/>
+        <w:spacing w:before="240" w:after="60"/>
       </w:pPr>
       <w:r>
         <w:rPr>
@@ -69,7 +74,7 @@
           <w:sz w:val="24"/>
           <w:szCs w:val="24"/>
         </w:rPr>
-        <w:t xml:space="preserve">PROFESSIONAL SUMMARY</w:t>
+        <w:t>PROFESSIONAL SUMMARY</w:t>
       </w:r>
     </w:p>
     <w:p>
@@ -81,16 +86,16 @@
           <w:sz w:val="22"/>
           <w:szCs w:val="22"/>
         </w:rPr>
-        <w:t xml:space="preserve">Versatile Virtual Assistant and IT Operations Specialist with over 8 years of experience across technical support, cross-border e-commerce management, and digital workflow administration. Proven track record managing end-to-end order fulfillment, customer support queues, and marketplace operations across Amazon, eBay, Shopee, Lazada, Etsy, and Walmart. Skilled in network and data security infrastructure (OPNsense/pfSense) and AI-assisted design and SEO tools. Reliable remote collaborator known for maximizing operational uptime, business continuity, and customer satisfaction.</w:t>
+        <w:t>Versatile Virtual Assistant and IT Operations Specialist with over 8 years of experience across technical support, cross-border e-commerce management, and digital workflow administration. Proven track record managing end-to-end order fulfillment, customer support queues, and marketplace operations across Amazon, eBay, Shopee, Lazada, Etsy, and Walmart. Skilled in network and data security infrastructure (OPNsense/pfSense) and AI-assisted design and SEO tools. Reliable remote collaborator known for maximizing operational uptime, business continuity, and customer satisfaction.</w:t>
       </w:r>
     </w:p>
     <w:p>
       <w:pPr>
         <w:pStyle w:val="Heading2"/>
         <w:pBdr>
-          <w:bottom w:val="single" w:color="1F2A44" w:sz="4" w:space="2"/>
+          <w:bottom w:val="single" w:sz="4" w:space="2" w:color="1F2A44"/>
         </w:pBdr>
-        <w:spacing w:after="60" w:before="240"/>
+        <w:spacing w:before="240" w:after="60"/>
       </w:pPr>
       <w:r>
         <w:rPr>
@@ -100,7 +105,7 @@
           <w:sz w:val="24"/>
           <w:szCs w:val="24"/>
         </w:rPr>
-        <w:t xml:space="preserve">CORE SKILLS</w:t>
+        <w:t>CORE SKILLS</w:t>
       </w:r>
     </w:p>
     <w:p>
@@ -121,7 +126,7 @@
           <w:sz w:val="22"/>
           <w:szCs w:val="22"/>
         </w:rPr>
-        <w:t xml:space="preserve">Cross-Border Store Management, Order Fulfillment, Inventory &amp; Logistics Coordination, Customer Service, Supplier &amp; Vendor Relations</w:t>
+        <w:t>Cross-Border Store Management, Order Fulfillment, Inventory &amp; Logistics Coordination, Customer Service, Supplier &amp; Vendor Relations</w:t>
       </w:r>
     </w:p>
     <w:p>
@@ -142,7 +147,7 @@
           <w:sz w:val="22"/>
           <w:szCs w:val="22"/>
         </w:rPr>
-        <w:t xml:space="preserve">OPNsense/pfSense Firewall Administration, Local &amp; Remote Networking, Hardware Diagnostics &amp; Troubleshooting, VoIP Systems (RingCentral), Data Backup &amp; Security</w:t>
+        <w:t>OPNsense/pfSense Firewall Administration, Local &amp; Remote Networking, Hardware Diagnostics &amp; Troubleshooting, VoIP Systems (RingCentral), Data Backup &amp; Security</w:t>
       </w:r>
     </w:p>
     <w:p>
@@ -163,7 +168,7 @@
           <w:sz w:val="22"/>
           <w:szCs w:val="22"/>
         </w:rPr>
-        <w:t xml:space="preserve">Amazon, eBay, Etsy, Shopee, Lazada, Walmart, WordPress, Google Workspace</w:t>
+        <w:t>Amazon, eBay, Etsy, Shopee, Lazada, Walmart, WordPress, Google Workspace</w:t>
       </w:r>
     </w:p>
     <w:p>
@@ -184,7 +189,7 @@
           <w:sz w:val="22"/>
           <w:szCs w:val="22"/>
         </w:rPr>
-        <w:t xml:space="preserve">Alura, EtsyHunt, AdsPower, Monday.com, Jira, Slack, Zoom, Time Doctor, Google Sheets, MS Excel</w:t>
+        <w:t>Alura, EtsyHunt, AdsPower, Monday.com, Jira, Slack, Zoom, Time Doctor, Google Sheets, MS Excel</w:t>
       </w:r>
     </w:p>
     <w:p>
@@ -205,16 +210,16 @@
           <w:sz w:val="22"/>
           <w:szCs w:val="22"/>
         </w:rPr>
-        <w:t xml:space="preserve">Adobe Photoshop, Adobe Premiere Pro, Canva, Photoroom, ChatGPT, Google Studio AI</w:t>
+        <w:t>Adobe Photoshop, Adobe Premiere Pro, Canva, Photoroom, ChatGPT, Google Studio AI</w:t>
       </w:r>
     </w:p>
     <w:p>
       <w:pPr>
         <w:pStyle w:val="Heading2"/>
         <w:pBdr>
-          <w:bottom w:val="single" w:color="1F2A44" w:sz="4" w:space="2"/>
+          <w:bottom w:val="single" w:sz="4" w:space="2" w:color="1F2A44"/>
         </w:pBdr>
-        <w:spacing w:after="60" w:before="240"/>
+        <w:spacing w:before="240" w:after="60"/>
       </w:pPr>
       <w:r>
         <w:rPr>
@@ -224,7 +229,7 @@
           <w:sz w:val="24"/>
           <w:szCs w:val="24"/>
         </w:rPr>
-        <w:t xml:space="preserve">PROFESSIONAL EXPERIENCE</w:t>
+        <w:t>PROFESSIONAL EXPERIENCE</w:t>
       </w:r>
     </w:p>
     <w:p>
@@ -232,16 +237,16 @@
         <w:tabs>
           <w:tab w:val="right" w:pos="9026"/>
         </w:tabs>
-        <w:spacing w:after="20" w:before="160"/>
-      </w:pPr>
-      <w:r>
-        <w:rPr>
-          <w:b/>
-          <w:bCs/>
-          <w:sz w:val="22"/>
-          <w:szCs w:val="22"/>
-        </w:rPr>
-        <w:t xml:space="preserve">Etsy Shop Manager — Remote (Freelance)</w:t>
+        <w:spacing w:before="160" w:after="20"/>
+      </w:pPr>
+      <w:r>
+        <w:rPr>
+          <w:b/>
+          <w:bCs/>
+          <w:sz w:val="22"/>
+          <w:szCs w:val="22"/>
+        </w:rPr>
+        <w:t>Etsy Shop Manager — Remote (Freelance)</w:t>
       </w:r>
       <w:r>
         <w:rPr>
@@ -250,7 +255,8 @@
           <w:sz w:val="22"/>
           <w:szCs w:val="22"/>
         </w:rPr>
-        <w:t xml:space="preserve">	May 2026 – Present</w:t>
+        <w:tab/>
+        <w:t>May 2026 – Present</w:t>
       </w:r>
     </w:p>
     <w:p>
@@ -276,7 +282,7 @@
           <w:sz w:val="22"/>
           <w:szCs w:val="22"/>
         </w:rPr>
-        <w:t xml:space="preserve">Coordinated end-to-end order fulfillment for a high-volume dropshipping model, eliminating shipment delays and ensuring on-time global delivery.</w:t>
+        <w:t>Coordinated end-to-end order fulfillment for a high-volume dropshipping model, eliminating shipment delays and ensuring on-time global delivery.</w:t>
       </w:r>
     </w:p>
     <w:p>
@@ -302,7 +308,7 @@
           <w:sz w:val="22"/>
           <w:szCs w:val="22"/>
         </w:rPr>
-        <w:t xml:space="preserve">Used Alura, EtsyHunt, and ChatGPT to conduct competitor keyword tracking, price optimization, and SEO-optimized product description writing, improving search visibility.</w:t>
+        <w:t>Used Alura, EtsyHunt, and ChatGPT to conduct competitor keyword tracking, price optimization, and SEO-optimized product description writing, improving search visibility.</w:t>
       </w:r>
     </w:p>
     <w:p>
@@ -328,7 +334,7 @@
           <w:sz w:val="22"/>
           <w:szCs w:val="22"/>
         </w:rPr>
-        <w:t xml:space="preserve">Combined Adobe Photoshop with Photoroom, Google Studio AI, and Canva to produce custom banners and apparel mockups that increased click-through rates.</w:t>
+        <w:t>Combined Adobe Photoshop with Photoroom, Google Studio AI, and Canva to produce custom banners and apparel mockups that increased click-through rates.</w:t>
       </w:r>
     </w:p>
     <w:p>
@@ -354,7 +360,7 @@
           <w:sz w:val="22"/>
           <w:szCs w:val="22"/>
         </w:rPr>
-        <w:t xml:space="preserve">Managed multi-account store infrastructure using AdsPower anti-detect browser configurations, maintaining 100% uninterrupted operations and mitigating suspension risk.</w:t>
+        <w:t>Managed multi-account store infrastructure using AdsPower anti-detect browser configurations, maintaining 100% uninterrupted operations and mitigating suspension risk.</w:t>
       </w:r>
     </w:p>
     <w:p>
@@ -362,16 +368,16 @@
         <w:tabs>
           <w:tab w:val="right" w:pos="9026"/>
         </w:tabs>
-        <w:spacing w:after="20" w:before="160"/>
-      </w:pPr>
-      <w:r>
-        <w:rPr>
-          <w:b/>
-          <w:bCs/>
-          <w:sz w:val="22"/>
-          <w:szCs w:val="22"/>
-        </w:rPr>
-        <w:t xml:space="preserve">Owner &amp; Operations Manager — JF PrinTek Digital Printing Services</w:t>
+        <w:spacing w:before="160" w:after="20"/>
+      </w:pPr>
+      <w:r>
+        <w:rPr>
+          <w:b/>
+          <w:bCs/>
+          <w:sz w:val="22"/>
+          <w:szCs w:val="22"/>
+        </w:rPr>
+        <w:t>Owner &amp; Operations Manager — JF PrinTek Digital Printing Services</w:t>
       </w:r>
       <w:r>
         <w:rPr>
@@ -380,7 +386,8 @@
           <w:sz w:val="22"/>
           <w:szCs w:val="22"/>
         </w:rPr>
-        <w:t xml:space="preserve">	July 2025 – April 2026</w:t>
+        <w:tab/>
+        <w:t>July 2025 – April 2026</w:t>
       </w:r>
     </w:p>
     <w:p>
@@ -406,7 +413,7 @@
           <w:sz w:val="22"/>
           <w:szCs w:val="22"/>
         </w:rPr>
-        <w:t xml:space="preserve">Founded and managed daily operations, including project workflows, financial budgeting, and quality control protocols.</w:t>
+        <w:t>Founded and managed daily operations, including project workflows, financial budgeting, and quality control protocols.</w:t>
       </w:r>
     </w:p>
     <w:p>
@@ -432,7 +439,7 @@
           <w:sz w:val="22"/>
           <w:szCs w:val="22"/>
         </w:rPr>
-        <w:t xml:space="preserve">Executed high-volume production runs, including a bulk corporate order of 1,000 customized shirts, while managing material sourcing, labor, and pricing.</w:t>
+        <w:t>Executed high-volume production runs, including a bulk corporate order of 1,000 customized shirts, while managing material sourcing, labor, and pricing.</w:t>
       </w:r>
     </w:p>
     <w:p>
@@ -458,7 +465,7 @@
           <w:sz w:val="22"/>
           <w:szCs w:val="22"/>
         </w:rPr>
-        <w:t xml:space="preserve">Led digital asset creation using Canva, Photoshop, and ChatGPT for high-resolution image editing, logo development, and custom apparel mockups.</w:t>
+        <w:t>Led digital asset creation using Canva, Photoshop, and ChatGPT for high-resolution image editing, logo development, and custom apparel mockups.</w:t>
       </w:r>
     </w:p>
     <w:p>
@@ -484,7 +491,7 @@
           <w:sz w:val="22"/>
           <w:szCs w:val="22"/>
         </w:rPr>
-        <w:t xml:space="preserve">Maintained and optimized production equipment and computer systems to maximize operational uptime.</w:t>
+        <w:t>Maintained and optimized production equipment and computer systems to maximize operational uptime.</w:t>
       </w:r>
     </w:p>
     <w:p>
@@ -510,7 +517,7 @@
           <w:sz w:val="22"/>
           <w:szCs w:val="22"/>
         </w:rPr>
-        <w:t xml:space="preserve">Served as primary point of contact for corporate and individual clients, managing contract negotiations and translating creative briefs into final products.</w:t>
+        <w:t>Served as primary point of contact for corporate and individual clients, managing contract negotiations and translating creative briefs into final products.</w:t>
       </w:r>
     </w:p>
     <w:p>
@@ -518,16 +525,16 @@
         <w:tabs>
           <w:tab w:val="right" w:pos="9026"/>
         </w:tabs>
-        <w:spacing w:after="20" w:before="160"/>
-      </w:pPr>
-      <w:r>
-        <w:rPr>
-          <w:b/>
-          <w:bCs/>
-          <w:sz w:val="22"/>
-          <w:szCs w:val="22"/>
-        </w:rPr>
-        <w:t xml:space="preserve">Admin Assistant / Virtual Assistant — Maks DataTech Virtual Assistance Services (Hybrid)</w:t>
+        <w:spacing w:before="160" w:after="20"/>
+      </w:pPr>
+      <w:r>
+        <w:rPr>
+          <w:b/>
+          <w:bCs/>
+          <w:sz w:val="22"/>
+          <w:szCs w:val="22"/>
+        </w:rPr>
+        <w:t>Admin Assistant / Virtual Assistant — Maks DataTech Virtual Assistance Services (Hybrid)</w:t>
       </w:r>
       <w:r>
         <w:rPr>
@@ -536,7 +543,8 @@
           <w:sz w:val="22"/>
           <w:szCs w:val="22"/>
         </w:rPr>
-        <w:t xml:space="preserve">	January 2021 – March 2025</w:t>
+        <w:tab/>
+        <w:t>January 2021 – March 2025</w:t>
       </w:r>
     </w:p>
     <w:p>
@@ -562,25 +570,26 @@
           <w:sz w:val="22"/>
           <w:szCs w:val="22"/>
         </w:rPr>
-        <w:t xml:space="preserve">Managed WordPress and eBay storefront product listings; designed high-converting visual assets using Canva and Adobe Photoshop.</w:t>
-      </w:r>
-    </w:p>
-    <w:p>
-      <w:pPr>
-        <w:pStyle w:val="ListParagraph"/>
-        <w:numPr>
-          <w:ilvl w:val="0"/>
-          <w:numId w:val="2"/>
-        </w:numPr>
-        <w:spacing w:after="60"/>
-      </w:pPr>
-      <w:r>
-        <w:rPr>
-          <w:b/>
-          <w:bCs/>
-          <w:sz w:val="22"/>
-          <w:szCs w:val="22"/>
-        </w:rPr>
+        <w:t>Managed WordPress and eBay storefront product listings; designed high-converting visual assets using Canva and Adobe Photoshop.</w:t>
+      </w:r>
+    </w:p>
+    <w:p>
+      <w:pPr>
+        <w:pStyle w:val="ListParagraph"/>
+        <w:numPr>
+          <w:ilvl w:val="0"/>
+          <w:numId w:val="2"/>
+        </w:numPr>
+        <w:spacing w:after="60"/>
+      </w:pPr>
+      <w:r>
+        <w:rPr>
+          <w:b/>
+          <w:bCs/>
+          <w:sz w:val="22"/>
+          <w:szCs w:val="22"/>
+        </w:rPr>
+        <w:lastRenderedPageBreak/>
         <w:t xml:space="preserve">Customer Support &amp; Reporting: </w:t>
       </w:r>
       <w:r>
@@ -588,7 +597,7 @@
           <w:sz w:val="22"/>
           <w:szCs w:val="22"/>
         </w:rPr>
-        <w:t xml:space="preserve">Managed customer inquiry queues and exported data-driven reports via Google Sheets and MS Excel to track satisfaction metrics.</w:t>
+        <w:t>Managed customer inquiry queues and exported data-driven reports via Google Sheets and MS Excel to track satisfaction metrics.</w:t>
       </w:r>
     </w:p>
     <w:p>
@@ -614,7 +623,7 @@
           <w:sz w:val="22"/>
           <w:szCs w:val="22"/>
         </w:rPr>
-        <w:t xml:space="preserve">Configured local and remote IT infrastructure, deployed hardware upgrades, managed VoIP/RingCentral lines, and administered OPNsense firewalls for network failover.</w:t>
+        <w:t>Configured local and remote IT infrastructure, deployed hardware upgrades, managed VoIP/RingCentral lines, and administered OPNsense firewalls for network failover.</w:t>
       </w:r>
     </w:p>
     <w:p>
@@ -640,7 +649,7 @@
           <w:sz w:val="22"/>
           <w:szCs w:val="22"/>
         </w:rPr>
-        <w:t xml:space="preserve">Streamlined cross-functional team deliverables in Monday.com and Jira while using Slack, Zoom, and Time Doctor to maintain accountability.</w:t>
+        <w:t>Streamlined cross-functional team deliverables in Monday.com and Jira while using Slack, Zoom, and Time Doctor to maintain accountability.</w:t>
       </w:r>
     </w:p>
     <w:p>
@@ -648,16 +657,16 @@
         <w:tabs>
           <w:tab w:val="right" w:pos="9026"/>
         </w:tabs>
-        <w:spacing w:after="20" w:before="160"/>
-      </w:pPr>
-      <w:r>
-        <w:rPr>
-          <w:b/>
-          <w:bCs/>
-          <w:sz w:val="22"/>
-          <w:szCs w:val="22"/>
-        </w:rPr>
-        <w:t xml:space="preserve">E-Commerce / Dropshipping Virtual Assistant — Remote / Freelance</w:t>
+        <w:spacing w:before="160" w:after="20"/>
+      </w:pPr>
+      <w:r>
+        <w:rPr>
+          <w:b/>
+          <w:bCs/>
+          <w:sz w:val="22"/>
+          <w:szCs w:val="22"/>
+        </w:rPr>
+        <w:t>E-Commerce / Dropshipping Virtual Assistant — Remote / Freelance</w:t>
       </w:r>
       <w:r>
         <w:rPr>
@@ -666,7 +675,8 @@
           <w:sz w:val="22"/>
           <w:szCs w:val="22"/>
         </w:rPr>
-        <w:t xml:space="preserve">	December 2018 – December 2020</w:t>
+        <w:tab/>
+        <w:t>December 2018 – December 2020</w:t>
       </w:r>
     </w:p>
     <w:p>
@@ -692,7 +702,7 @@
           <w:sz w:val="22"/>
           <w:szCs w:val="22"/>
         </w:rPr>
-        <w:t xml:space="preserve">Directed day-to-day storefront operations for US-based Amazon and eBay stores and Singapore-based Lazada and Shopee stores to scale marketplace presence.</w:t>
+        <w:t>Directed day-to-day storefront operations for US-based Amazon and eBay stores and Singapore-based Lazada and Shopee stores to scale marketplace presence.</w:t>
       </w:r>
     </w:p>
     <w:p>
@@ -718,7 +728,7 @@
           <w:sz w:val="22"/>
           <w:szCs w:val="22"/>
         </w:rPr>
-        <w:t xml:space="preserve">Handled product listings, inventory synchronization, and competitor pricing analysis across international platforms to maximize profit margins.</w:t>
+        <w:t>Handled product listings, inventory synchronization, and competitor pricing analysis across international platforms to maximize profit margins.</w:t>
       </w:r>
     </w:p>
     <w:p>
@@ -744,7 +754,7 @@
           <w:sz w:val="22"/>
           <w:szCs w:val="22"/>
         </w:rPr>
-        <w:t xml:space="preserve">Managed buyer inquiry queues and resolved complex order issues, maintaining high seller ratings across all marketplaces.</w:t>
+        <w:t>Managed buyer inquiry queues and resolved complex order issues, maintaining high seller ratings across all marketplaces.</w:t>
       </w:r>
     </w:p>
     <w:p>
@@ -752,16 +762,16 @@
         <w:tabs>
           <w:tab w:val="right" w:pos="9026"/>
         </w:tabs>
-        <w:spacing w:after="20" w:before="160"/>
-      </w:pPr>
-      <w:r>
-        <w:rPr>
-          <w:b/>
-          <w:bCs/>
-          <w:sz w:val="22"/>
-          <w:szCs w:val="22"/>
-        </w:rPr>
-        <w:t xml:space="preserve">Computer Technician — Woodfields Consultants Inc.</w:t>
+        <w:spacing w:before="160" w:after="20"/>
+      </w:pPr>
+      <w:r>
+        <w:rPr>
+          <w:b/>
+          <w:bCs/>
+          <w:sz w:val="22"/>
+          <w:szCs w:val="22"/>
+        </w:rPr>
+        <w:t>Computer Technician — Woodfields Consultants Inc.</w:t>
       </w:r>
       <w:r>
         <w:rPr>
@@ -770,7 +780,8 @@
           <w:sz w:val="22"/>
           <w:szCs w:val="22"/>
         </w:rPr>
-        <w:t xml:space="preserve">	September 2017 – April 2018</w:t>
+        <w:tab/>
+        <w:t>September 2017 – April 2018</w:t>
       </w:r>
     </w:p>
     <w:p>
@@ -796,7 +807,7 @@
           <w:sz w:val="22"/>
           <w:szCs w:val="22"/>
         </w:rPr>
-        <w:t xml:space="preserve">Deployed computer hardware assemblies, system upgrades, and local network configurations to optimize workplace computing performance.</w:t>
+        <w:t>Deployed computer hardware assemblies, system upgrades, and local network configurations to optimize workplace computing performance.</w:t>
       </w:r>
     </w:p>
     <w:p>
@@ -822,7 +833,7 @@
           <w:sz w:val="22"/>
           <w:szCs w:val="22"/>
         </w:rPr>
-        <w:t xml:space="preserve">Diagnosed and resolved hardware failures, software glitches, and OS conflicts under tight deadlines to minimize business downtime.</w:t>
+        <w:t>Diagnosed and resolved hardware failures, software glitches, and OS conflicts under tight deadlines to minimize business downtime.</w:t>
       </w:r>
     </w:p>
     <w:p>
@@ -848,7 +859,7 @@
           <w:sz w:val="22"/>
           <w:szCs w:val="22"/>
         </w:rPr>
-        <w:t xml:space="preserve">Executed routine system diagnostics and secure data backup protocols while translating technical concepts into clear guidance for non-technical users.</w:t>
+        <w:t>Executed routine system diagnostics and secure data backup protocols while translating technical concepts into clear guidance for non-technical users.</w:t>
       </w:r>
     </w:p>
     <w:p>
@@ -856,16 +867,16 @@
         <w:tabs>
           <w:tab w:val="right" w:pos="9026"/>
         </w:tabs>
-        <w:spacing w:after="20" w:before="160"/>
-      </w:pPr>
-      <w:r>
-        <w:rPr>
-          <w:b/>
-          <w:bCs/>
-          <w:sz w:val="22"/>
-          <w:szCs w:val="22"/>
-        </w:rPr>
-        <w:t xml:space="preserve">Sales Clerk — Translucent Tempered Glass Corp.</w:t>
+        <w:spacing w:before="160" w:after="20"/>
+      </w:pPr>
+      <w:r>
+        <w:rPr>
+          <w:b/>
+          <w:bCs/>
+          <w:sz w:val="22"/>
+          <w:szCs w:val="22"/>
+        </w:rPr>
+        <w:t>Sales Clerk — Translucent Tempered Glass Corp.</w:t>
       </w:r>
       <w:r>
         <w:rPr>
@@ -874,7 +885,8 @@
           <w:sz w:val="22"/>
           <w:szCs w:val="22"/>
         </w:rPr>
-        <w:t xml:space="preserve">	December 2016 – May 2017</w:t>
+        <w:tab/>
+        <w:t>December 2016 – May 2017</w:t>
       </w:r>
     </w:p>
     <w:p>
@@ -900,7 +912,7 @@
           <w:sz w:val="22"/>
           <w:szCs w:val="22"/>
         </w:rPr>
-        <w:t xml:space="preserve">Managed proactive customer outreach via multi-channel systems, achieving a consistent "inbox zero" status by the end of each shift.</w:t>
+        <w:t>Managed proactive customer outreach via multi-channel systems, achieving a consistent "inbox zero" status by the end of each shift.</w:t>
       </w:r>
     </w:p>
     <w:p>
@@ -926,7 +938,7 @@
           <w:sz w:val="22"/>
           <w:szCs w:val="22"/>
         </w:rPr>
-        <w:t xml:space="preserve">Coordinated routing details with dispatch drivers and verified shipping addresses to minimize delivery errors and ensure on-time fulfillment.</w:t>
+        <w:t>Coordinated routing details with dispatch drivers and verified shipping addresses to minimize delivery errors and ensure on-time fulfillment.</w:t>
       </w:r>
     </w:p>
     <w:p>
@@ -952,7 +964,7 @@
           <w:sz w:val="22"/>
           <w:szCs w:val="22"/>
         </w:rPr>
-        <w:t xml:space="preserve">Maintained stock metrics using spreadsheets to forecast inventory availability and prevent fulfillment bottlenecks.</w:t>
+        <w:t>Maintained stock metrics using spreadsheets to forecast inventory availability and prevent fulfillment bottlenecks.</w:t>
       </w:r>
     </w:p>
     <w:p>
@@ -978,7 +990,7 @@
           <w:sz w:val="22"/>
           <w:szCs w:val="22"/>
         </w:rPr>
-        <w:t xml:space="preserve">Handled price negotiations with external suppliers and processed backload job returns, logging root causes to improve supply chain efficiency.</w:t>
+        <w:t>Handled price negotiations with external suppliers and processed backload job returns, logging root causes to improve supply chain efficiency.</w:t>
       </w:r>
     </w:p>
     <w:p>
@@ -986,16 +998,16 @@
         <w:tabs>
           <w:tab w:val="right" w:pos="9026"/>
         </w:tabs>
-        <w:spacing w:after="20" w:before="160"/>
-      </w:pPr>
-      <w:r>
-        <w:rPr>
-          <w:b/>
-          <w:bCs/>
-          <w:sz w:val="22"/>
-          <w:szCs w:val="22"/>
-        </w:rPr>
-        <w:t xml:space="preserve">Full-Time Missionary — The Church of Jesus Christ of Latter-day Saints — Philippines Urdaneta Mission</w:t>
+        <w:spacing w:before="160" w:after="20"/>
+      </w:pPr>
+      <w:r>
+        <w:rPr>
+          <w:b/>
+          <w:bCs/>
+          <w:sz w:val="22"/>
+          <w:szCs w:val="22"/>
+        </w:rPr>
+        <w:t>Full-Time Missionary — The Church of Jesus Christ of Latter-day Saints — Philippines Urdaneta Mission</w:t>
       </w:r>
       <w:r>
         <w:rPr>
@@ -1004,7 +1016,8 @@
           <w:sz w:val="22"/>
           <w:szCs w:val="22"/>
         </w:rPr>
-        <w:t xml:space="preserve">	June 2014 – June 2016</w:t>
+        <w:tab/>
+        <w:t>June 2014 – June 2016</w:t>
       </w:r>
     </w:p>
     <w:p>
@@ -1030,7 +1043,7 @@
           <w:sz w:val="22"/>
           <w:szCs w:val="22"/>
         </w:rPr>
-        <w:t xml:space="preserve">Led as District Leader and Zone Leader, coordinating schedules, training, and performance support for teams of volunteer missionaries across assigned areas.</w:t>
+        <w:t>Led as District Leader and Zone Leader, coordinating schedules, training, and performance support for teams of volunteer missionaries across assigned areas.</w:t>
       </w:r>
     </w:p>
     <w:p>
@@ -1056,7 +1069,7 @@
           <w:sz w:val="22"/>
           <w:szCs w:val="22"/>
         </w:rPr>
-        <w:t xml:space="preserve">Trained newly arrived missionaries, onboarding them on procedures and daily operations.</w:t>
+        <w:t>Trained newly arrived missionaries, onboarding them on procedures and daily operations.</w:t>
       </w:r>
     </w:p>
     <w:p>
@@ -1082,7 +1095,7 @@
           <w:sz w:val="22"/>
           <w:szCs w:val="22"/>
         </w:rPr>
-        <w:t xml:space="preserve">Served as Mission Recorder in the mission office, organizing and maintaining official records, following up on important documentation, and tracking data across a large, distributed team.</w:t>
+        <w:t>Served as Mission Recorder in the mission office, organizing and maintaining official records, following up on important documentation, and tracking data across a large, distributed team.</w:t>
       </w:r>
     </w:p>
     <w:p>
@@ -1108,16 +1121,16 @@
           <w:sz w:val="22"/>
           <w:szCs w:val="22"/>
         </w:rPr>
-        <w:t xml:space="preserve">Created and edited the mission's internal newsletter using Adobe Photoshop, managing layout, design, and content for regular distribution.</w:t>
+        <w:t>Created and edited the mission's internal newsletter using Adobe Photoshop, managing layout, design, and content for regular distribution.</w:t>
       </w:r>
     </w:p>
     <w:p>
       <w:pPr>
         <w:pStyle w:val="Heading2"/>
         <w:pBdr>
-          <w:bottom w:val="single" w:color="1F2A44" w:sz="4" w:space="2"/>
+          <w:bottom w:val="single" w:sz="4" w:space="2" w:color="1F2A44"/>
         </w:pBdr>
-        <w:spacing w:after="60" w:before="240"/>
+        <w:spacing w:before="240" w:after="60"/>
       </w:pPr>
       <w:r>
         <w:rPr>
@@ -1127,7 +1140,7 @@
           <w:sz w:val="24"/>
           <w:szCs w:val="24"/>
         </w:rPr>
-        <w:t xml:space="preserve">EDUCATION</w:t>
+        <w:t>EDUCATION</w:t>
       </w:r>
     </w:p>
     <w:p>
@@ -1144,7 +1157,7 @@
           <w:sz w:val="22"/>
           <w:szCs w:val="22"/>
         </w:rPr>
-        <w:t xml:space="preserve">Bachelor of Applied Science in Information Technology — Ensign College (Online)</w:t>
+        <w:t>Bachelor of Applied Science in Information Technology — Ensign College (Online)</w:t>
       </w:r>
       <w:r>
         <w:rPr>
@@ -1153,16 +1166,17 @@
           <w:sz w:val="22"/>
           <w:szCs w:val="22"/>
         </w:rPr>
-        <w:t xml:space="preserve">	2026 – Present</w:t>
+        <w:tab/>
+        <w:t>2026 – Present</w:t>
       </w:r>
     </w:p>
     <w:p>
       <w:pPr>
         <w:pStyle w:val="Heading2"/>
         <w:pBdr>
-          <w:bottom w:val="single" w:color="1F2A44" w:sz="4" w:space="2"/>
+          <w:bottom w:val="single" w:sz="4" w:space="2" w:color="1F2A44"/>
         </w:pBdr>
-        <w:spacing w:after="60" w:before="240"/>
+        <w:spacing w:before="240" w:after="60"/>
       </w:pPr>
       <w:r>
         <w:rPr>
@@ -1172,187 +1186,166 @@
           <w:sz w:val="24"/>
           <w:szCs w:val="24"/>
         </w:rPr>
-        <w:t xml:space="preserve">CERTIFICATIONS</w:t>
-      </w:r>
-    </w:p>
-    <w:p>
-      <w:pPr>
-        <w:pStyle w:val="ListParagraph"/>
-        <w:numPr>
-          <w:ilvl w:val="0"/>
-          <w:numId w:val="2"/>
-        </w:numPr>
-        <w:spacing w:after="60"/>
-      </w:pPr>
-      <w:r>
-        <w:rPr>
-          <w:sz w:val="22"/>
-          <w:szCs w:val="22"/>
-        </w:rPr>
-        <w:t xml:space="preserve">Computer Systems Servicing National Certificate II (CSS NC II) — TESDA</w:t>
-      </w:r>
-    </w:p>
-    <w:p>
-      <w:pPr>
-        <w:pStyle w:val="ListParagraph"/>
-        <w:numPr>
-          <w:ilvl w:val="0"/>
-          <w:numId w:val="2"/>
-        </w:numPr>
-        <w:spacing w:after="60"/>
-      </w:pPr>
-      <w:r>
-        <w:rPr>
-          <w:sz w:val="22"/>
-          <w:szCs w:val="22"/>
-        </w:rPr>
-        <w:t xml:space="preserve">Google IT Support Professional Certificate (Technical Support Fundamentals, Networking Bits &amp; Bytes) — Coursera</w:t>
-      </w:r>
-    </w:p>
-    <w:p>
-      <w:pPr>
-        <w:pStyle w:val="ListParagraph"/>
-        <w:numPr>
-          <w:ilvl w:val="0"/>
-          <w:numId w:val="2"/>
-        </w:numPr>
-        <w:spacing w:after="60"/>
-      </w:pPr>
-      <w:r>
-        <w:rPr>
-          <w:sz w:val="22"/>
-          <w:szCs w:val="22"/>
-        </w:rPr>
-        <w:t xml:space="preserve">Foundational IT &amp; Routing Credentials (Network Configuration, Addressing &amp; Hardware Basics) — Cisco Networking Academy</w:t>
-      </w:r>
-    </w:p>
-    <w:p>
-      <w:pPr>
-        <w:pStyle w:val="ListParagraph"/>
-        <w:numPr>
-          <w:ilvl w:val="0"/>
-          <w:numId w:val="2"/>
-        </w:numPr>
-        <w:spacing w:after="60"/>
-      </w:pPr>
-      <w:r>
-        <w:rPr>
-          <w:sz w:val="22"/>
-          <w:szCs w:val="22"/>
-        </w:rPr>
-        <w:t xml:space="preserve">Adobe Premiere Pro Master Class — Graphics Media Training PH</w:t>
-      </w:r>
-    </w:p>
-    <w:p>
-      <w:pPr>
-        <w:pStyle w:val="ListParagraph"/>
-        <w:numPr>
-          <w:ilvl w:val="0"/>
-          <w:numId w:val="2"/>
-        </w:numPr>
-        <w:spacing w:after="60"/>
-      </w:pPr>
-      <w:r>
-        <w:rPr>
-          <w:sz w:val="22"/>
-          <w:szCs w:val="22"/>
-        </w:rPr>
-        <w:t xml:space="preserve">Applied Self-Reliance Principles &amp; Business Entrepreneurship — Ensign College</w:t>
+        <w:t>CERTIFICATIONS</w:t>
+      </w:r>
+    </w:p>
+    <w:p>
+      <w:pPr>
+        <w:pStyle w:val="ListParagraph"/>
+        <w:numPr>
+          <w:ilvl w:val="0"/>
+          <w:numId w:val="2"/>
+        </w:numPr>
+        <w:spacing w:after="60"/>
+      </w:pPr>
+      <w:r>
+        <w:rPr>
+          <w:sz w:val="22"/>
+          <w:szCs w:val="22"/>
+        </w:rPr>
+        <w:t>Computer Systems Servicing National Certificate II (CSS NC II) — TESDA</w:t>
+      </w:r>
+    </w:p>
+    <w:p>
+      <w:pPr>
+        <w:pStyle w:val="ListParagraph"/>
+        <w:numPr>
+          <w:ilvl w:val="0"/>
+          <w:numId w:val="2"/>
+        </w:numPr>
+        <w:spacing w:after="60"/>
+      </w:pPr>
+      <w:r>
+        <w:rPr>
+          <w:sz w:val="22"/>
+          <w:szCs w:val="22"/>
+        </w:rPr>
+        <w:t>Google IT Support Professional Certificate (Technical Support Fundamentals, Networking Bits &amp; Bytes) — Coursera</w:t>
+      </w:r>
+    </w:p>
+    <w:p>
+      <w:pPr>
+        <w:pStyle w:val="ListParagraph"/>
+        <w:numPr>
+          <w:ilvl w:val="0"/>
+          <w:numId w:val="2"/>
+        </w:numPr>
+        <w:spacing w:after="60"/>
+      </w:pPr>
+      <w:r>
+        <w:rPr>
+          <w:sz w:val="22"/>
+          <w:szCs w:val="22"/>
+        </w:rPr>
+        <w:t>Foundational IT &amp; Routing Credentials (Network Configuration, Addressing &amp; Hardware Basics) — Cisco Networking Academy</w:t>
+      </w:r>
+    </w:p>
+    <w:p>
+      <w:pPr>
+        <w:pStyle w:val="ListParagraph"/>
+        <w:numPr>
+          <w:ilvl w:val="0"/>
+          <w:numId w:val="2"/>
+        </w:numPr>
+        <w:spacing w:after="60"/>
+      </w:pPr>
+      <w:r>
+        <w:rPr>
+          <w:sz w:val="22"/>
+          <w:szCs w:val="22"/>
+        </w:rPr>
+        <w:t>Adobe Premiere Pro Master Class — Graphics Media Training PH</w:t>
+      </w:r>
+    </w:p>
+    <w:p>
+      <w:pPr>
+        <w:pStyle w:val="ListParagraph"/>
+        <w:numPr>
+          <w:ilvl w:val="0"/>
+          <w:numId w:val="2"/>
+        </w:numPr>
+        <w:spacing w:after="60"/>
+      </w:pPr>
+      <w:r>
+        <w:rPr>
+          <w:sz w:val="22"/>
+          <w:szCs w:val="22"/>
+        </w:rPr>
+        <w:lastRenderedPageBreak/>
+        <w:t>Applied Self-Reliance Principles &amp; Business Entrepreneurship — Ensign College</w:t>
       </w:r>
     </w:p>
     <w:sectPr>
-      <w:pgSz w:w="12240" w:h="15840" w:orient="portrait"/>
+      <w:pgSz w:w="12240" w:h="15840"/>
       <w:pgMar w:top="720" w:right="810" w:bottom="720" w:left="810" w:header="708" w:footer="708" w:gutter="0"/>
-      <w:pgNumType/>
+      <w:cols w:space="720"/>
       <w:docGrid w:linePitch="360"/>
     </w:sectPr>
   </w:body>
 </w:document>
 </file>
 
-<file path=word/comments.xml><?xml version="1.0" encoding="utf-8"?>
-<w:comments xmlns:cx="http://schemas.microsoft.com/office/drawing/2014/chartex" xmlns:cx1="http://schemas.microsoft.com/office/drawing/2015/9/8/chartex" xmlns:cx2="http://schemas.microsoft.com/office/drawing/2015/10/21/chartex" xmlns:cx3="http://schemas.microsoft.com/office/drawing/2016/5/9/chartex" xmlns:cx4="http://schemas.microsoft.com/office/drawing/2016/5/10/chartex" xmlns:cx5="http://schemas.microsoft.com/office/drawing/2016/5/11/chartex" xmlns:cx6="http://schemas.microsoft.com/office/drawing/2016/5/12/chartex" xmlns:cx7="http://schemas.microsoft.com/office/drawing/2016/5/13/chartex" xmlns:cx8="http://schemas.microsoft.com/office/drawing/2016/5/14/chartex" xmlns:mc="http://schemas.openxmlformats.org/markup-compatibility/2006" xmlns:aink="http://schemas.microsoft.com/office/drawing/2016/ink" xmlns:am3d="http://schemas.microsoft.com/office/drawing/2017/model3d" xmlns:o="urn:schemas-microsoft-com:office:office" xmlns:r="http://schemas.openxmlformats.org/officeDocument/2006/relationships" xmlns:m="http://schemas.openxmlformats.org/officeDocument/2006/math" xmlns:v="urn:schemas-microsoft-com:vml" xmlns:wp14="http://schemas.microsoft.com/office/word/2010/wordprocessingDrawing" xmlns:wp="http://schemas.openxmlformats.org/drawingml/2006/wordprocessingDrawing" xmlns:w10="urn:schemas-microsoft-com:office:word" xmlns:w="http://schemas.openxmlformats.org/wordprocessingml/2006/main" xmlns:w14="http://schemas.microsoft.com/office/word/2010/wordml" xmlns:w15="http://schemas.microsoft.com/office/word/2012/wordml" xmlns:w16cex="http://schemas.microsoft.com/office/word/2018/wordml/cex" xmlns:w16cid="http://schemas.microsoft.com/office/word/2016/wordml/cid" xmlns:w16="http://schemas.microsoft.com/office/word/2018/wordml" xmlns:w16sdtdh="http://schemas.microsoft.com/office/word/2020/wordml/sdtdatahash" xmlns:w16se="http://schemas.microsoft.com/office/word/2015/wordml/symex" xmlns:wpg="http://schemas.microsoft.com/office/word/2010/wordprocessingGroup" xmlns:wpi="http://schemas.microsoft.com/office/word/2010/wordprocessingInk" xmlns:wne="http://schemas.microsoft.com/office/word/2006/wordml" xmlns:wps="http://schemas.microsoft.com/office/word/2010/wordprocessingShape"/>
-</file>
-
-<file path=word/endnotes.xml><?xml version="1.0" encoding="utf-8"?>
-<w:endnotes xmlns:wpc="http://schemas.microsoft.com/office/word/2010/wordprocessingCanvas" xmlns:mc="http://schemas.openxmlformats.org/markup-compatibility/2006" xmlns:o="urn:schemas-microsoft-com:office:office" xmlns:r="http://schemas.openxmlformats.org/officeDocument/2006/relationships" xmlns:m="http://schemas.openxmlformats.org/officeDocument/2006/math" xmlns:v="urn:schemas-microsoft-com:vml" xmlns:wp14="http://schemas.microsoft.com/office/word/2010/wordprocessingDrawing" xmlns:wp="http://schemas.openxmlformats.org/drawingml/2006/wordprocessingDrawing" xmlns:w10="urn:schemas-microsoft-com:office:word" xmlns:w="http://schemas.openxmlformats.org/wordprocessingml/2006/main" xmlns:w14="http://schemas.microsoft.com/office/word/2010/wordml" xmlns:w15="http://schemas.microsoft.com/office/word/2012/wordml" xmlns:wpg="http://schemas.microsoft.com/office/word/2010/wordprocessingGroup" xmlns:wpi="http://schemas.microsoft.com/office/word/2010/wordprocessingInk" xmlns:wne="http://schemas.microsoft.com/office/word/2006/wordml" xmlns:wps="http://schemas.microsoft.com/office/word/2010/wordprocessingShape" mc:Ignorable="w14 w15 wp14">
-  <w:endnote w:type="separator" w:id="-1">
-    <w:p>
-      <w:pPr>
-        <w:spacing w:after="0" w:line="240" w:lineRule="auto"/>
-      </w:pPr>
-      <w:r>
-        <w:rPr>
-          <w:rStyle w:val="EndnoteReference"/>
-        </w:rPr>
-        <w:endnoteRef/>
-      </w:r>
-      <w:r>
-        <w:separator/>
-      </w:r>
-    </w:p>
-  </w:endnote>
-  <w:endnote w:type="continuationSeparator" w:id="0">
-    <w:p>
-      <w:pPr>
-        <w:spacing w:after="0" w:line="240" w:lineRule="auto"/>
-      </w:pPr>
-      <w:r>
-        <w:rPr>
-          <w:rStyle w:val="EndnoteReference"/>
-        </w:rPr>
-        <w:endnoteRef/>
-      </w:r>
-      <w:r>
-        <w:continuationSeparator/>
-      </w:r>
-    </w:p>
-  </w:endnote>
-</w:endnotes>
-</file>
-
-<file path=word/footnotes.xml><?xml version="1.0" encoding="utf-8"?>
-<w:footnotes xmlns:wpc="http://schemas.microsoft.com/office/word/2010/wordprocessingCanvas" xmlns:mc="http://schemas.openxmlformats.org/markup-compatibility/2006" xmlns:o="urn:schemas-microsoft-com:office:office" xmlns:r="http://schemas.openxmlformats.org/officeDocument/2006/relationships" xmlns:m="http://schemas.openxmlformats.org/officeDocument/2006/math" xmlns:v="urn:schemas-microsoft-com:vml" xmlns:wp14="http://schemas.microsoft.com/office/word/2010/wordprocessingDrawing" xmlns:wp="http://schemas.openxmlformats.org/drawingml/2006/wordprocessingDrawing" xmlns:w10="urn:schemas-microsoft-com:office:word" xmlns:w="http://schemas.openxmlformats.org/wordprocessingml/2006/main" xmlns:w14="http://schemas.microsoft.com/office/word/2010/wordml" xmlns:w15="http://schemas.microsoft.com/office/word/2012/wordml" xmlns:wpg="http://schemas.microsoft.com/office/word/2010/wordprocessingGroup" xmlns:wpi="http://schemas.microsoft.com/office/word/2010/wordprocessingInk" xmlns:wne="http://schemas.microsoft.com/office/word/2006/wordml" xmlns:wps="http://schemas.microsoft.com/office/word/2010/wordprocessingShape" mc:Ignorable="w14 w15 wp14">
-  <w:footnote w:type="separator" w:id="-1">
-    <w:p>
-      <w:pPr>
-        <w:spacing w:after="0" w:line="240" w:lineRule="auto"/>
-      </w:pPr>
-      <w:r>
-        <w:rPr>
-          <w:rStyle w:val="FootnoteReference"/>
-        </w:rPr>
-        <w:footnoteRef/>
-      </w:r>
-      <w:r>
-        <w:separator/>
-      </w:r>
-    </w:p>
-  </w:footnote>
-  <w:footnote w:type="continuationSeparator" w:id="0">
-    <w:p>
-      <w:pPr>
-        <w:spacing w:after="0" w:line="240" w:lineRule="auto"/>
-      </w:pPr>
-      <w:r>
-        <w:rPr>
-          <w:rStyle w:val="FootnoteReference"/>
-        </w:rPr>
-        <w:footnoteRef/>
-      </w:r>
-      <w:r>
-        <w:continuationSeparator/>
-      </w:r>
-    </w:p>
-  </w:footnote>
-</w:footnotes>
-</file>
-
 <file path=word/numbering.xml><?xml version="1.0" encoding="utf-8"?>
-<w:numbering xmlns:wpc="http://schemas.microsoft.com/office/word/2010/wordprocessingCanvas" xmlns:mc="http://schemas.openxmlformats.org/markup-compatibility/2006" xmlns:o="urn:schemas-microsoft-com:office:office" xmlns:r="http://schemas.openxmlformats.org/officeDocument/2006/relationships" xmlns:m="http://schemas.openxmlformats.org/officeDocument/2006/math" xmlns:v="urn:schemas-microsoft-com:vml" xmlns:wp14="http://schemas.microsoft.com/office/word/2010/wordprocessingDrawing" xmlns:wp="http://schemas.openxmlformats.org/drawingml/2006/wordprocessingDrawing" xmlns:w10="urn:schemas-microsoft-com:office:word" xmlns:w="http://schemas.openxmlformats.org/wordprocessingml/2006/main" xmlns:w14="http://schemas.microsoft.com/office/word/2010/wordml" xmlns:w15="http://schemas.microsoft.com/office/word/2012/wordml" xmlns:wpg="http://schemas.microsoft.com/office/word/2010/wordprocessingGroup" xmlns:wpi="http://schemas.microsoft.com/office/word/2010/wordprocessingInk" xmlns:wne="http://schemas.microsoft.com/office/word/2006/wordml" xmlns:wps="http://schemas.microsoft.com/office/word/2010/wordprocessingShape" mc:Ignorable="w14 w15 wp14">
+<w:numbering xmlns:wpc="http://schemas.microsoft.com/office/word/2010/wordprocessingCanvas" xmlns:cx="http://schemas.microsoft.com/office/drawing/2014/chartex" xmlns:cx1="http://schemas.microsoft.com/office/drawing/2015/9/8/chartex" xmlns:cx2="http://schemas.microsoft.com/office/drawing/2015/10/21/chartex" xmlns:cx3="http://schemas.microsoft.com/office/drawing/2016/5/9/chartex" xmlns:cx4="http://schemas.microsoft.com/office/drawing/2016/5/10/chartex" xmlns:cx5="http://schemas.microsoft.com/office/drawing/2016/5/11/chartex" xmlns:cx6="http://schemas.microsoft.com/office/drawing/2016/5/12/chartex" xmlns:cx7="http://schemas.microsoft.com/office/drawing/2016/5/13/chartex" xmlns:cx8="http://schemas.microsoft.com/office/drawing/2016/5/14/chartex" xmlns:mc="http://schemas.openxmlformats.org/markup-compatibility/2006" xmlns:aink="http://schemas.microsoft.com/office/drawing/2016/ink" xmlns:am3d="http://schemas.microsoft.com/office/drawing/2017/model3d" xmlns:o="urn:schemas-microsoft-com:office:office" xmlns:oel="http://schemas.microsoft.com/office/2019/extlst" xmlns:r="http://schemas.openxmlformats.org/officeDocument/2006/relationships" xmlns:m="http://schemas.openxmlformats.org/officeDocument/2006/math" xmlns:v="urn:schemas-microsoft-com:vml" xmlns:wp14="http://schemas.microsoft.com/office/word/2010/wordprocessingDrawing" xmlns:wp="http://schemas.openxmlformats.org/drawingml/2006/wordprocessingDrawing" xmlns:w10="urn:schemas-microsoft-com:office:word" xmlns:w="http://schemas.openxmlformats.org/wordprocessingml/2006/main" xmlns:w14="http://schemas.microsoft.com/office/word/2010/wordml" xmlns:w15="http://schemas.microsoft.com/office/word/2012/wordml" xmlns:w16cex="http://schemas.microsoft.com/office/word/2018/wordml/cex" xmlns:w16cid="http://schemas.microsoft.com/office/word/2016/wordml/cid" xmlns:w16="http://schemas.microsoft.com/office/word/2018/wordml" xmlns:w16du="http://schemas.microsoft.com/office/word/2023/wordml/word16du" xmlns:w16sdtdh="http://schemas.microsoft.com/office/word/2020/wordml/sdtdatahash" xmlns:w16se="http://schemas.microsoft.com/office/word/2015/wordml/symex" xmlns:wpg="http://schemas.microsoft.com/office/word/2010/wordprocessingGroup" xmlns:wpi="http://schemas.microsoft.com/office/word/2010/wordprocessingInk" xmlns:wne="http://schemas.microsoft.com/office/word/2006/wordml" xmlns:wps="http://schemas.microsoft.com/office/word/2010/wordprocessingShape" mc:Ignorable="w14 w15 w16se w16cid w16 w16cex w16sdtdh wp14">
+  <w:abstractNum w:abstractNumId="0" w15:restartNumberingAfterBreak="0">
+    <w:nsid w:val="39890CB3"/>
+    <w:multiLevelType w:val="hybridMultilevel"/>
+    <w:tmpl w:val="DB32A090"/>
+    <w:lvl w:ilvl="0" w:tplc="1D5472E6">
+      <w:start w:val="1"/>
+      <w:numFmt w:val="bullet"/>
+      <w:lvlText w:val="•"/>
+      <w:lvlJc w:val="left"/>
+      <w:pPr>
+        <w:ind w:left="360" w:hanging="259"/>
+      </w:pPr>
+    </w:lvl>
+    <w:lvl w:ilvl="1" w:tplc="5C2200CC">
+      <w:numFmt w:val="decimal"/>
+      <w:lvlText w:val=""/>
+      <w:lvlJc w:val="left"/>
+    </w:lvl>
+    <w:lvl w:ilvl="2" w:tplc="FC7CB334">
+      <w:numFmt w:val="decimal"/>
+      <w:lvlText w:val=""/>
+      <w:lvlJc w:val="left"/>
+    </w:lvl>
+    <w:lvl w:ilvl="3" w:tplc="87229560">
+      <w:numFmt w:val="decimal"/>
+      <w:lvlText w:val=""/>
+      <w:lvlJc w:val="left"/>
+    </w:lvl>
+    <w:lvl w:ilvl="4" w:tplc="005407C6">
+      <w:numFmt w:val="decimal"/>
+      <w:lvlText w:val=""/>
+      <w:lvlJc w:val="left"/>
+    </w:lvl>
+    <w:lvl w:ilvl="5" w:tplc="B5762266">
+      <w:numFmt w:val="decimal"/>
+      <w:lvlText w:val=""/>
+      <w:lvlJc w:val="left"/>
+    </w:lvl>
+    <w:lvl w:ilvl="6" w:tplc="E5FC9C68">
+      <w:numFmt w:val="decimal"/>
+      <w:lvlText w:val=""/>
+      <w:lvlJc w:val="left"/>
+    </w:lvl>
+    <w:lvl w:ilvl="7" w:tplc="B8AACFD0">
+      <w:numFmt w:val="decimal"/>
+      <w:lvlText w:val=""/>
+      <w:lvlJc w:val="left"/>
+    </w:lvl>
+    <w:lvl w:ilvl="8" w:tplc="0AE2E8F4">
+      <w:numFmt w:val="decimal"/>
+      <w:lvlText w:val=""/>
+      <w:lvlJc w:val="left"/>
+    </w:lvl>
+  </w:abstractNum>
   <w:abstractNum w:abstractNumId="1" w15:restartNumberingAfterBreak="0">
+    <w:nsid w:val="40816075"/>
     <w:multiLevelType w:val="hybridMultilevel"/>
-    <w:lvl w:ilvl="0" w15:tentative="1">
+    <w:tmpl w:val="4DE4995A"/>
+    <w:lvl w:ilvl="0" w:tplc="97DAF09C">
       <w:start w:val="1"/>
       <w:numFmt w:val="bullet"/>
       <w:lvlText w:val="●"/>
@@ -1361,7 +1354,7 @@
         <w:ind w:left="720" w:hanging="360"/>
       </w:pPr>
     </w:lvl>
-    <w:lvl w:ilvl="1" w15:tentative="1">
+    <w:lvl w:ilvl="1" w:tplc="2982B342">
       <w:start w:val="1"/>
       <w:numFmt w:val="bullet"/>
       <w:lvlText w:val="○"/>
@@ -1370,7 +1363,7 @@
         <w:ind w:left="1440" w:hanging="360"/>
       </w:pPr>
     </w:lvl>
-    <w:lvl w:ilvl="2" w15:tentative="1">
+    <w:lvl w:ilvl="2" w:tplc="5768B5E6">
       <w:start w:val="1"/>
       <w:numFmt w:val="bullet"/>
       <w:lvlText w:val="■"/>
@@ -1379,7 +1372,7 @@
         <w:ind w:left="2160" w:hanging="360"/>
       </w:pPr>
     </w:lvl>
-    <w:lvl w:ilvl="3" w15:tentative="1">
+    <w:lvl w:ilvl="3" w:tplc="B2D893E6">
       <w:start w:val="1"/>
       <w:numFmt w:val="bullet"/>
       <w:lvlText w:val="●"/>
@@ -1388,7 +1381,7 @@
         <w:ind w:left="2880" w:hanging="360"/>
       </w:pPr>
     </w:lvl>
-    <w:lvl w:ilvl="4" w15:tentative="1">
+    <w:lvl w:ilvl="4" w:tplc="413E5A26">
       <w:start w:val="1"/>
       <w:numFmt w:val="bullet"/>
       <w:lvlText w:val="○"/>
@@ -1397,7 +1390,7 @@
         <w:ind w:left="3600" w:hanging="360"/>
       </w:pPr>
     </w:lvl>
-    <w:lvl w:ilvl="5" w15:tentative="1">
+    <w:lvl w:ilvl="5" w:tplc="EFE6FEAA">
       <w:start w:val="1"/>
       <w:numFmt w:val="bullet"/>
       <w:lvlText w:val="■"/>
@@ -1406,7 +1399,7 @@
         <w:ind w:left="4320" w:hanging="360"/>
       </w:pPr>
     </w:lvl>
-    <w:lvl w:ilvl="6" w15:tentative="1">
+    <w:lvl w:ilvl="6" w:tplc="72582EC2">
       <w:start w:val="1"/>
       <w:numFmt w:val="bullet"/>
       <w:lvlText w:val="●"/>
@@ -1415,7 +1408,7 @@
         <w:ind w:left="5040" w:hanging="360"/>
       </w:pPr>
     </w:lvl>
-    <w:lvl w:ilvl="7" w15:tentative="1">
+    <w:lvl w:ilvl="7" w:tplc="49467B38">
       <w:start w:val="1"/>
       <w:numFmt w:val="bullet"/>
       <w:lvlText w:val="●"/>
@@ -1424,7 +1417,7 @@
         <w:ind w:left="5760" w:hanging="360"/>
       </w:pPr>
     </w:lvl>
-    <w:lvl w:ilvl="8" w15:tentative="1">
+    <w:lvl w:ilvl="8" w:tplc="6F8609F8">
       <w:start w:val="1"/>
       <w:numFmt w:val="bullet"/>
       <w:lvlText w:val="●"/>
@@ -1434,26 +1427,14 @@
       </w:pPr>
     </w:lvl>
   </w:abstractNum>
-  <w:abstractNum w:abstractNumId="2" w15:restartNumberingAfterBreak="0">
-    <w:multiLevelType w:val="hybridMultilevel"/>
-    <w:lvl w:ilvl="0" w15:tentative="1">
-      <w:start w:val="1"/>
-      <w:numFmt w:val="bullet"/>
-      <w:lvlText w:val="•"/>
-      <w:lvlJc w:val="left"/>
-      <w:pPr>
-        <w:ind w:left="360" w:hanging="259"/>
-      </w:pPr>
-    </w:lvl>
-  </w:abstractNum>
-  <w:num w:numId="1">
+  <w:num w:numId="1" w16cid:durableId="2141336591">
     <w:abstractNumId w:val="1"/>
     <w:lvlOverride w:ilvl="0">
       <w:startOverride w:val="1"/>
     </w:lvlOverride>
   </w:num>
-  <w:num w:numId="2">
-    <w:abstractNumId w:val="2"/>
+  <w:num w:numId="2" w16cid:durableId="111245164">
+    <w:abstractNumId w:val="0"/>
     <w:lvlOverride w:ilvl="0">
       <w:startOverride w:val="1"/>
     </w:lvlOverride>
@@ -1462,26 +1443,405 @@
 </file>
 
 <file path=word/styles.xml><?xml version="1.0" encoding="utf-8"?>
-<w:styles xmlns:mc="http://schemas.openxmlformats.org/markup-compatibility/2006" xmlns:r="http://schemas.openxmlformats.org/officeDocument/2006/relationships" xmlns:w="http://schemas.openxmlformats.org/wordprocessingml/2006/main" xmlns:w14="http://schemas.microsoft.com/office/word/2010/wordml" xmlns:w15="http://schemas.microsoft.com/office/word/2012/wordml" mc:Ignorable="w14 w15">
+<w:styles xmlns:mc="http://schemas.openxmlformats.org/markup-compatibility/2006" xmlns:r="http://schemas.openxmlformats.org/officeDocument/2006/relationships" xmlns:w="http://schemas.openxmlformats.org/wordprocessingml/2006/main" xmlns:w14="http://schemas.microsoft.com/office/word/2010/wordml" xmlns:w15="http://schemas.microsoft.com/office/word/2012/wordml" xmlns:w16cex="http://schemas.microsoft.com/office/word/2018/wordml/cex" xmlns:w16cid="http://schemas.microsoft.com/office/word/2016/wordml/cid" xmlns:w16="http://schemas.microsoft.com/office/word/2018/wordml" xmlns:w16sdtdh="http://schemas.microsoft.com/office/word/2020/wordml/sdtdatahash" xmlns:w16se="http://schemas.microsoft.com/office/word/2015/wordml/symex" mc:Ignorable="w14 w15 w16se w16cid w16 w16cex w16sdtdh">
   <w:docDefaults>
-    <w:rPrDefault/>
+    <w:rPrDefault>
+      <w:rPr>
+        <w:rFonts w:ascii="Times New Roman" w:eastAsia="Times New Roman" w:hAnsi="Times New Roman" w:cs="Times New Roman"/>
+        <w:lang w:val="en-PH" w:eastAsia="en-PH" w:bidi="ar-SA"/>
+      </w:rPr>
+    </w:rPrDefault>
     <w:pPrDefault/>
   </w:docDefaults>
-  <w:style w:type="paragraph" w:styleId="Title">
-    <w:name w:val="Title"/>
-    <w:basedOn w:val="Normal"/>
-    <w:next w:val="Normal"/>
+  <w:latentStyles w:defLockedState="0" w:defUIPriority="99" w:defSemiHidden="0" w:defUnhideWhenUsed="0" w:defQFormat="0" w:count="376">
+    <w:lsdException w:name="Normal" w:uiPriority="0" w:qFormat="1"/>
+    <w:lsdException w:name="heading 1" w:uiPriority="9" w:qFormat="1"/>
+    <w:lsdException w:name="heading 2" w:semiHidden="1" w:uiPriority="9" w:unhideWhenUsed="1" w:qFormat="1"/>
+    <w:lsdException w:name="heading 3" w:semiHidden="1" w:uiPriority="9" w:unhideWhenUsed="1" w:qFormat="1"/>
+    <w:lsdException w:name="heading 4" w:semiHidden="1" w:uiPriority="9" w:unhideWhenUsed="1" w:qFormat="1"/>
+    <w:lsdException w:name="heading 5" w:semiHidden="1" w:uiPriority="9" w:unhideWhenUsed="1" w:qFormat="1"/>
+    <w:lsdException w:name="heading 6" w:semiHidden="1" w:uiPriority="9" w:unhideWhenUsed="1" w:qFormat="1"/>
+    <w:lsdException w:name="heading 7" w:semiHidden="1" w:uiPriority="9" w:unhideWhenUsed="1" w:qFormat="1"/>
+    <w:lsdException w:name="heading 8" w:semiHidden="1" w:uiPriority="9" w:unhideWhenUsed="1" w:qFormat="1"/>
+    <w:lsdException w:name="heading 9" w:semiHidden="1" w:uiPriority="9" w:unhideWhenUsed="1" w:qFormat="1"/>
+    <w:lsdException w:name="index 1" w:semiHidden="1" w:unhideWhenUsed="1"/>
+    <w:lsdException w:name="index 2" w:semiHidden="1" w:unhideWhenUsed="1"/>
+    <w:lsdException w:name="index 3" w:semiHidden="1" w:unhideWhenUsed="1"/>
+    <w:lsdException w:name="index 4" w:semiHidden="1" w:unhideWhenUsed="1"/>
+    <w:lsdException w:name="index 5" w:semiHidden="1" w:unhideWhenUsed="1"/>
+    <w:lsdException w:name="index 6" w:semiHidden="1" w:unhideWhenUsed="1"/>
+    <w:lsdException w:name="index 7" w:semiHidden="1" w:unhideWhenUsed="1"/>
+    <w:lsdException w:name="index 8" w:semiHidden="1" w:unhideWhenUsed="1"/>
+    <w:lsdException w:name="index 9" w:semiHidden="1" w:unhideWhenUsed="1"/>
+    <w:lsdException w:name="toc 1" w:semiHidden="1" w:uiPriority="39" w:unhideWhenUsed="1"/>
+    <w:lsdException w:name="toc 2" w:semiHidden="1" w:uiPriority="39" w:unhideWhenUsed="1"/>
+    <w:lsdException w:name="toc 3" w:semiHidden="1" w:uiPriority="39" w:unhideWhenUsed="1"/>
+    <w:lsdException w:name="toc 4" w:semiHidden="1" w:uiPriority="39" w:unhideWhenUsed="1"/>
+    <w:lsdException w:name="toc 5" w:semiHidden="1" w:uiPriority="39" w:unhideWhenUsed="1"/>
+    <w:lsdException w:name="toc 6" w:semiHidden="1" w:uiPriority="39" w:unhideWhenUsed="1"/>
+    <w:lsdException w:name="toc 7" w:semiHidden="1" w:uiPriority="39" w:unhideWhenUsed="1"/>
+    <w:lsdException w:name="toc 8" w:semiHidden="1" w:uiPriority="39" w:unhideWhenUsed="1"/>
+    <w:lsdException w:name="toc 9" w:semiHidden="1" w:uiPriority="39" w:unhideWhenUsed="1"/>
+    <w:lsdException w:name="Normal Indent" w:semiHidden="1" w:unhideWhenUsed="1"/>
+    <w:lsdException w:name="footnote text" w:semiHidden="1" w:unhideWhenUsed="1"/>
+    <w:lsdException w:name="annotation text" w:semiHidden="1" w:unhideWhenUsed="1"/>
+    <w:lsdException w:name="header" w:semiHidden="1" w:unhideWhenUsed="1"/>
+    <w:lsdException w:name="footer" w:semiHidden="1" w:unhideWhenUsed="1"/>
+    <w:lsdException w:name="index heading" w:semiHidden="1" w:unhideWhenUsed="1"/>
+    <w:lsdException w:name="caption" w:semiHidden="1" w:uiPriority="35" w:unhideWhenUsed="1" w:qFormat="1"/>
+    <w:lsdException w:name="table of figures" w:semiHidden="1" w:unhideWhenUsed="1"/>
+    <w:lsdException w:name="envelope address" w:semiHidden="1" w:unhideWhenUsed="1"/>
+    <w:lsdException w:name="envelope return" w:semiHidden="1" w:unhideWhenUsed="1"/>
+    <w:lsdException w:name="footnote reference" w:semiHidden="1" w:unhideWhenUsed="1"/>
+    <w:lsdException w:name="annotation reference" w:semiHidden="1" w:unhideWhenUsed="1"/>
+    <w:lsdException w:name="line number" w:semiHidden="1" w:unhideWhenUsed="1"/>
+    <w:lsdException w:name="page number" w:semiHidden="1" w:unhideWhenUsed="1"/>
+    <w:lsdException w:name="endnote reference" w:semiHidden="1" w:unhideWhenUsed="1"/>
+    <w:lsdException w:name="endnote text" w:semiHidden="1" w:unhideWhenUsed="1"/>
+    <w:lsdException w:name="table of authorities" w:semiHidden="1" w:unhideWhenUsed="1"/>
+    <w:lsdException w:name="macro" w:semiHidden="1" w:unhideWhenUsed="1"/>
+    <w:lsdException w:name="toa heading" w:semiHidden="1" w:unhideWhenUsed="1"/>
+    <w:lsdException w:name="List" w:semiHidden="1" w:unhideWhenUsed="1"/>
+    <w:lsdException w:name="List Bullet" w:semiHidden="1" w:unhideWhenUsed="1"/>
+    <w:lsdException w:name="List Number" w:semiHidden="1" w:unhideWhenUsed="1"/>
+    <w:lsdException w:name="List 2" w:semiHidden="1" w:unhideWhenUsed="1"/>
+    <w:lsdException w:name="List 3" w:semiHidden="1" w:unhideWhenUsed="1"/>
+    <w:lsdException w:name="List 4" w:semiHidden="1" w:unhideWhenUsed="1"/>
+    <w:lsdException w:name="List 5" w:semiHidden="1" w:unhideWhenUsed="1"/>
+    <w:lsdException w:name="List Bullet 2" w:semiHidden="1" w:unhideWhenUsed="1"/>
+    <w:lsdException w:name="List Bullet 3" w:semiHidden="1" w:unhideWhenUsed="1"/>
+    <w:lsdException w:name="List Bullet 4" w:semiHidden="1" w:unhideWhenUsed="1"/>
+    <w:lsdException w:name="List Bullet 5" w:semiHidden="1" w:unhideWhenUsed="1"/>
+    <w:lsdException w:name="List Number 2" w:semiHidden="1" w:unhideWhenUsed="1"/>
+    <w:lsdException w:name="List Number 3" w:semiHidden="1" w:unhideWhenUsed="1"/>
+    <w:lsdException w:name="List Number 4" w:semiHidden="1" w:unhideWhenUsed="1"/>
+    <w:lsdException w:name="List Number 5" w:semiHidden="1" w:unhideWhenUsed="1"/>
+    <w:lsdException w:name="Title" w:uiPriority="10" w:qFormat="1"/>
+    <w:lsdException w:name="Closing" w:semiHidden="1" w:unhideWhenUsed="1"/>
+    <w:lsdException w:name="Signature" w:semiHidden="1" w:unhideWhenUsed="1"/>
+    <w:lsdException w:name="Default Paragraph Font" w:semiHidden="1" w:uiPriority="1" w:unhideWhenUsed="1"/>
+    <w:lsdException w:name="Body Text" w:semiHidden="1" w:unhideWhenUsed="1"/>
+    <w:lsdException w:name="Body Text Indent" w:semiHidden="1" w:unhideWhenUsed="1"/>
+    <w:lsdException w:name="List Continue" w:semiHidden="1" w:unhideWhenUsed="1"/>
+    <w:lsdException w:name="List Continue 2" w:semiHidden="1" w:unhideWhenUsed="1"/>
+    <w:lsdException w:name="List Continue 3" w:semiHidden="1" w:unhideWhenUsed="1"/>
+    <w:lsdException w:name="List Continue 4" w:semiHidden="1" w:unhideWhenUsed="1"/>
+    <w:lsdException w:name="List Continue 5" w:semiHidden="1" w:unhideWhenUsed="1"/>
+    <w:lsdException w:name="Message Header" w:semiHidden="1" w:unhideWhenUsed="1"/>
+    <w:lsdException w:name="Subtitle" w:uiPriority="11" w:qFormat="1"/>
+    <w:lsdException w:name="Salutation" w:semiHidden="1" w:unhideWhenUsed="1"/>
+    <w:lsdException w:name="Date" w:semiHidden="1" w:unhideWhenUsed="1"/>
+    <w:lsdException w:name="Body Text First Indent" w:semiHidden="1" w:unhideWhenUsed="1"/>
+    <w:lsdException w:name="Body Text First Indent 2" w:semiHidden="1" w:unhideWhenUsed="1"/>
+    <w:lsdException w:name="Note Heading" w:semiHidden="1" w:unhideWhenUsed="1"/>
+    <w:lsdException w:name="Body Text 2" w:semiHidden="1" w:unhideWhenUsed="1"/>
+    <w:lsdException w:name="Body Text 3" w:semiHidden="1" w:unhideWhenUsed="1"/>
+    <w:lsdException w:name="Body Text Indent 2" w:semiHidden="1" w:unhideWhenUsed="1"/>
+    <w:lsdException w:name="Body Text Indent 3" w:semiHidden="1" w:unhideWhenUsed="1"/>
+    <w:lsdException w:name="Block Text" w:semiHidden="1" w:unhideWhenUsed="1"/>
+    <w:lsdException w:name="Hyperlink" w:semiHidden="1" w:unhideWhenUsed="1"/>
+    <w:lsdException w:name="FollowedHyperlink" w:semiHidden="1" w:unhideWhenUsed="1"/>
+    <w:lsdException w:name="Strong" w:uiPriority="22" w:qFormat="1"/>
+    <w:lsdException w:name="Emphasis" w:uiPriority="20" w:qFormat="1"/>
+    <w:lsdException w:name="Document Map" w:semiHidden="1" w:unhideWhenUsed="1"/>
+    <w:lsdException w:name="Plain Text" w:semiHidden="1" w:unhideWhenUsed="1"/>
+    <w:lsdException w:name="E-mail Signature" w:semiHidden="1" w:unhideWhenUsed="1"/>
+    <w:lsdException w:name="HTML Top of Form" w:semiHidden="1" w:unhideWhenUsed="1"/>
+    <w:lsdException w:name="HTML Bottom of Form" w:semiHidden="1" w:unhideWhenUsed="1"/>
+    <w:lsdException w:name="Normal (Web)" w:semiHidden="1" w:unhideWhenUsed="1"/>
+    <w:lsdException w:name="HTML Acronym" w:semiHidden="1" w:unhideWhenUsed="1"/>
+    <w:lsdException w:name="HTML Address" w:semiHidden="1" w:unhideWhenUsed="1"/>
+    <w:lsdException w:name="HTML Cite" w:semiHidden="1" w:unhideWhenUsed="1"/>
+    <w:lsdException w:name="HTML Code" w:semiHidden="1" w:unhideWhenUsed="1"/>
+    <w:lsdException w:name="HTML Definition" w:semiHidden="1" w:unhideWhenUsed="1"/>
+    <w:lsdException w:name="HTML Keyboard" w:semiHidden="1" w:unhideWhenUsed="1"/>
+    <w:lsdException w:name="HTML Preformatted" w:semiHidden="1" w:unhideWhenUsed="1"/>
+    <w:lsdException w:name="HTML Sample" w:semiHidden="1" w:unhideWhenUsed="1"/>
+    <w:lsdException w:name="HTML Typewriter" w:semiHidden="1" w:unhideWhenUsed="1"/>
+    <w:lsdException w:name="HTML Variable" w:semiHidden="1" w:unhideWhenUsed="1"/>
+    <w:lsdException w:name="Normal Table" w:semiHidden="1" w:unhideWhenUsed="1"/>
+    <w:lsdException w:name="annotation subject" w:semiHidden="1" w:unhideWhenUsed="1"/>
+    <w:lsdException w:name="No List" w:semiHidden="1" w:unhideWhenUsed="1"/>
+    <w:lsdException w:name="Outline List 1" w:semiHidden="1" w:unhideWhenUsed="1"/>
+    <w:lsdException w:name="Outline List 2" w:semiHidden="1" w:unhideWhenUsed="1"/>
+    <w:lsdException w:name="Outline List 3" w:semiHidden="1" w:unhideWhenUsed="1"/>
+    <w:lsdException w:name="Table Simple 1" w:semiHidden="1" w:unhideWhenUsed="1"/>
+    <w:lsdException w:name="Table Simple 2" w:semiHidden="1" w:unhideWhenUsed="1"/>
+    <w:lsdException w:name="Table Simple 3" w:semiHidden="1" w:unhideWhenUsed="1"/>
+    <w:lsdException w:name="Table Classic 1" w:semiHidden="1" w:unhideWhenUsed="1"/>
+    <w:lsdException w:name="Table Classic 2" w:semiHidden="1" w:unhideWhenUsed="1"/>
+    <w:lsdException w:name="Table Classic 3" w:semiHidden="1" w:unhideWhenUsed="1"/>
+    <w:lsdException w:name="Table Classic 4" w:semiHidden="1" w:unhideWhenUsed="1"/>
+    <w:lsdException w:name="Table Colorful 1" w:semiHidden="1" w:unhideWhenUsed="1"/>
+    <w:lsdException w:name="Table Colorful 2" w:semiHidden="1" w:unhideWhenUsed="1"/>
+    <w:lsdException w:name="Table Colorful 3" w:semiHidden="1" w:unhideWhenUsed="1"/>
+    <w:lsdException w:name="Table Columns 1" w:semiHidden="1" w:unhideWhenUsed="1"/>
+    <w:lsdException w:name="Table Columns 2" w:semiHidden="1" w:unhideWhenUsed="1"/>
+    <w:lsdException w:name="Table Columns 3" w:semiHidden="1" w:unhideWhenUsed="1"/>
+    <w:lsdException w:name="Table Columns 4" w:semiHidden="1" w:unhideWhenUsed="1"/>
+    <w:lsdException w:name="Table Columns 5" w:semiHidden="1" w:unhideWhenUsed="1"/>
+    <w:lsdException w:name="Table Grid 1" w:semiHidden="1" w:unhideWhenUsed="1"/>
+    <w:lsdException w:name="Table Grid 2" w:semiHidden="1" w:unhideWhenUsed="1"/>
+    <w:lsdException w:name="Table Grid 3" w:semiHidden="1" w:unhideWhenUsed="1"/>
+    <w:lsdException w:name="Table Grid 4" w:semiHidden="1" w:unhideWhenUsed="1"/>
+    <w:lsdException w:name="Table Grid 5" w:semiHidden="1" w:unhideWhenUsed="1"/>
+    <w:lsdException w:name="Table Grid 6" w:semiHidden="1" w:unhideWhenUsed="1"/>
+    <w:lsdException w:name="Table Grid 7" w:semiHidden="1" w:unhideWhenUsed="1"/>
+    <w:lsdException w:name="Table Grid 8" w:semiHidden="1" w:unhideWhenUsed="1"/>
+    <w:lsdException w:name="Table List 1" w:semiHidden="1" w:unhideWhenUsed="1"/>
+    <w:lsdException w:name="Table List 2" w:semiHidden="1" w:unhideWhenUsed="1"/>
+    <w:lsdException w:name="Table List 3" w:semiHidden="1" w:unhideWhenUsed="1"/>
+    <w:lsdException w:name="Table List 4" w:semiHidden="1" w:unhideWhenUsed="1"/>
+    <w:lsdException w:name="Table List 5" w:semiHidden="1" w:unhideWhenUsed="1"/>
+    <w:lsdException w:name="Table List 6" w:semiHidden="1" w:unhideWhenUsed="1"/>
+    <w:lsdException w:name="Table List 7" w:semiHidden="1" w:unhideWhenUsed="1"/>
+    <w:lsdException w:name="Table List 8" w:semiHidden="1" w:unhideWhenUsed="1"/>
+    <w:lsdException w:name="Table 3D effects 1" w:semiHidden="1" w:unhideWhenUsed="1"/>
+    <w:lsdException w:name="Table 3D effects 2" w:semiHidden="1" w:unhideWhenUsed="1"/>
+    <w:lsdException w:name="Table 3D effects 3" w:semiHidden="1" w:unhideWhenUsed="1"/>
+    <w:lsdException w:name="Table Contemporary" w:semiHidden="1" w:unhideWhenUsed="1"/>
+    <w:lsdException w:name="Table Elegant" w:semiHidden="1" w:unhideWhenUsed="1"/>
+    <w:lsdException w:name="Table Professional" w:semiHidden="1" w:unhideWhenUsed="1"/>
+    <w:lsdException w:name="Table Subtle 1" w:semiHidden="1" w:unhideWhenUsed="1"/>
+    <w:lsdException w:name="Table Subtle 2" w:semiHidden="1" w:unhideWhenUsed="1"/>
+    <w:lsdException w:name="Table Web 1" w:semiHidden="1" w:unhideWhenUsed="1"/>
+    <w:lsdException w:name="Table Web 2" w:semiHidden="1" w:unhideWhenUsed="1"/>
+    <w:lsdException w:name="Table Web 3" w:semiHidden="1" w:unhideWhenUsed="1"/>
+    <w:lsdException w:name="Balloon Text" w:semiHidden="1" w:unhideWhenUsed="1"/>
+    <w:lsdException w:name="Table Grid" w:uiPriority="39"/>
+    <w:lsdException w:name="Table Theme" w:semiHidden="1" w:unhideWhenUsed="1"/>
+    <w:lsdException w:name="Placeholder Text" w:semiHidden="1"/>
+    <w:lsdException w:name="No Spacing" w:uiPriority="1" w:qFormat="1"/>
+    <w:lsdException w:name="Light Shading" w:uiPriority="60"/>
+    <w:lsdException w:name="Light List" w:uiPriority="61"/>
+    <w:lsdException w:name="Light Grid" w:uiPriority="62"/>
+    <w:lsdException w:name="Medium Shading 1" w:uiPriority="63"/>
+    <w:lsdException w:name="Medium Shading 2" w:uiPriority="64"/>
+    <w:lsdException w:name="Medium List 1" w:uiPriority="65"/>
+    <w:lsdException w:name="Medium List 2" w:uiPriority="66"/>
+    <w:lsdException w:name="Medium Grid 1" w:uiPriority="67"/>
+    <w:lsdException w:name="Medium Grid 2" w:uiPriority="68"/>
+    <w:lsdException w:name="Medium Grid 3" w:uiPriority="69"/>
+    <w:lsdException w:name="Dark List" w:uiPriority="70"/>
+    <w:lsdException w:name="Colorful Shading" w:uiPriority="71"/>
+    <w:lsdException w:name="Colorful List" w:uiPriority="72"/>
+    <w:lsdException w:name="Colorful Grid" w:uiPriority="73"/>
+    <w:lsdException w:name="Light Shading Accent 1" w:uiPriority="60"/>
+    <w:lsdException w:name="Light List Accent 1" w:uiPriority="61"/>
+    <w:lsdException w:name="Light Grid Accent 1" w:uiPriority="62"/>
+    <w:lsdException w:name="Medium Shading 1 Accent 1" w:uiPriority="63"/>
+    <w:lsdException w:name="Medium Shading 2 Accent 1" w:uiPriority="64"/>
+    <w:lsdException w:name="Medium List 1 Accent 1" w:uiPriority="65"/>
+    <w:lsdException w:name="Revision" w:semiHidden="1"/>
+    <w:lsdException w:name="List Paragraph" w:uiPriority="34" w:qFormat="1"/>
+    <w:lsdException w:name="Quote" w:uiPriority="29" w:qFormat="1"/>
+    <w:lsdException w:name="Intense Quote" w:uiPriority="30" w:qFormat="1"/>
+    <w:lsdException w:name="Medium List 2 Accent 1" w:uiPriority="66"/>
+    <w:lsdException w:name="Medium Grid 1 Accent 1" w:uiPriority="67"/>
+    <w:lsdException w:name="Medium Grid 2 Accent 1" w:uiPriority="68"/>
+    <w:lsdException w:name="Medium Grid 3 Accent 1" w:uiPriority="69"/>
+    <w:lsdException w:name="Dark List Accent 1" w:uiPriority="70"/>
+    <w:lsdException w:name="Colorful Shading Accent 1" w:uiPriority="71"/>
+    <w:lsdException w:name="Colorful List Accent 1" w:uiPriority="72"/>
+    <w:lsdException w:name="Colorful Grid Accent 1" w:uiPriority="73"/>
+    <w:lsdException w:name="Light Shading Accent 2" w:uiPriority="60"/>
+    <w:lsdException w:name="Light List Accent 2" w:uiPriority="61"/>
+    <w:lsdException w:name="Light Grid Accent 2" w:uiPriority="62"/>
+    <w:lsdException w:name="Medium Shading 1 Accent 2" w:uiPriority="63"/>
+    <w:lsdException w:name="Medium Shading 2 Accent 2" w:uiPriority="64"/>
+    <w:lsdException w:name="Medium List 1 Accent 2" w:uiPriority="65"/>
+    <w:lsdException w:name="Medium List 2 Accent 2" w:uiPriority="66"/>
+    <w:lsdException w:name="Medium Grid 1 Accent 2" w:uiPriority="67"/>
+    <w:lsdException w:name="Medium Grid 2 Accent 2" w:uiPriority="68"/>
+    <w:lsdException w:name="Medium Grid 3 Accent 2" w:uiPriority="69"/>
+    <w:lsdException w:name="Dark List Accent 2" w:uiPriority="70"/>
+    <w:lsdException w:name="Colorful Shading Accent 2" w:uiPriority="71"/>
+    <w:lsdException w:name="Colorful List Accent 2" w:uiPriority="72"/>
+    <w:lsdException w:name="Colorful Grid Accent 2" w:uiPriority="73"/>
+    <w:lsdException w:name="Light Shading Accent 3" w:uiPriority="60"/>
+    <w:lsdException w:name="Light List Accent 3" w:uiPriority="61"/>
+    <w:lsdException w:name="Light Grid Accent 3" w:uiPriority="62"/>
+    <w:lsdException w:name="Medium Shading 1 Accent 3" w:uiPriority="63"/>
+    <w:lsdException w:name="Medium Shading 2 Accent 3" w:uiPriority="64"/>
+    <w:lsdException w:name="Medium List 1 Accent 3" w:uiPriority="65"/>
+    <w:lsdException w:name="Medium List 2 Accent 3" w:uiPriority="66"/>
+    <w:lsdException w:name="Medium Grid 1 Accent 3" w:uiPriority="67"/>
+    <w:lsdException w:name="Medium Grid 2 Accent 3" w:uiPriority="68"/>
+    <w:lsdException w:name="Medium Grid 3 Accent 3" w:uiPriority="69"/>
+    <w:lsdException w:name="Dark List Accent 3" w:uiPriority="70"/>
+    <w:lsdException w:name="Colorful Shading Accent 3" w:uiPriority="71"/>
+    <w:lsdException w:name="Colorful List Accent 3" w:uiPriority="72"/>
+    <w:lsdException w:name="Colorful Grid Accent 3" w:uiPriority="73"/>
+    <w:lsdException w:name="Light Shading Accent 4" w:uiPriority="60"/>
+    <w:lsdException w:name="Light List Accent 4" w:uiPriority="61"/>
+    <w:lsdException w:name="Light Grid Accent 4" w:uiPriority="62"/>
+    <w:lsdException w:name="Medium Shading 1 Accent 4" w:uiPriority="63"/>
+    <w:lsdException w:name="Medium Shading 2 Accent 4" w:uiPriority="64"/>
+    <w:lsdException w:name="Medium List 1 Accent 4" w:uiPriority="65"/>
+    <w:lsdException w:name="Medium List 2 Accent 4" w:uiPriority="66"/>
+    <w:lsdException w:name="Medium Grid 1 Accent 4" w:uiPriority="67"/>
+    <w:lsdException w:name="Medium Grid 2 Accent 4" w:uiPriority="68"/>
+    <w:lsdException w:name="Medium Grid 3 Accent 4" w:uiPriority="69"/>
+    <w:lsdException w:name="Dark List Accent 4" w:uiPriority="70"/>
+    <w:lsdException w:name="Colorful Shading Accent 4" w:uiPriority="71"/>
+    <w:lsdException w:name="Colorful List Accent 4" w:uiPriority="72"/>
+    <w:lsdException w:name="Colorful Grid Accent 4" w:uiPriority="73"/>
+    <w:lsdException w:name="Light Shading Accent 5" w:uiPriority="60"/>
+    <w:lsdException w:name="Light List Accent 5" w:uiPriority="61"/>
+    <w:lsdException w:name="Light Grid Accent 5" w:uiPriority="62"/>
+    <w:lsdException w:name="Medium Shading 1 Accent 5" w:uiPriority="63"/>
+    <w:lsdException w:name="Medium Shading 2 Accent 5" w:uiPriority="64"/>
+    <w:lsdException w:name="Medium List 1 Accent 5" w:uiPriority="65"/>
+    <w:lsdException w:name="Medium List 2 Accent 5" w:uiPriority="66"/>
+    <w:lsdException w:name="Medium Grid 1 Accent 5" w:uiPriority="67"/>
+    <w:lsdException w:name="Medium Grid 2 Accent 5" w:uiPriority="68"/>
+    <w:lsdException w:name="Medium Grid 3 Accent 5" w:uiPriority="69"/>
+    <w:lsdException w:name="Dark List Accent 5" w:uiPriority="70"/>
+    <w:lsdException w:name="Colorful Shading Accent 5" w:uiPriority="71"/>
+    <w:lsdException w:name="Colorful List Accent 5" w:uiPriority="72"/>
+    <w:lsdException w:name="Colorful Grid Accent 5" w:uiPriority="73"/>
+    <w:lsdException w:name="Light Shading Accent 6" w:uiPriority="60"/>
+    <w:lsdException w:name="Light List Accent 6" w:uiPriority="61"/>
+    <w:lsdException w:name="Light Grid Accent 6" w:uiPriority="62"/>
+    <w:lsdException w:name="Medium Shading 1 Accent 6" w:uiPriority="63"/>
+    <w:lsdException w:name="Medium Shading 2 Accent 6" w:uiPriority="64"/>
+    <w:lsdException w:name="Medium List 1 Accent 6" w:uiPriority="65"/>
+    <w:lsdException w:name="Medium List 2 Accent 6" w:uiPriority="66"/>
+    <w:lsdException w:name="Medium Grid 1 Accent 6" w:uiPriority="67"/>
+    <w:lsdException w:name="Medium Grid 2 Accent 6" w:uiPriority="68"/>
+    <w:lsdException w:name="Medium Grid 3 Accent 6" w:uiPriority="69"/>
+    <w:lsdException w:name="Dark List Accent 6" w:uiPriority="70"/>
+    <w:lsdException w:name="Colorful Shading Accent 6" w:uiPriority="71"/>
+    <w:lsdException w:name="Colorful List Accent 6" w:uiPriority="72"/>
+    <w:lsdException w:name="Colorful Grid Accent 6" w:uiPriority="73"/>
+    <w:lsdException w:name="Subtle Emphasis" w:uiPriority="19" w:qFormat="1"/>
+    <w:lsdException w:name="Intense Emphasis" w:uiPriority="21" w:qFormat="1"/>
+    <w:lsdException w:name="Subtle Reference" w:uiPriority="31" w:qFormat="1"/>
+    <w:lsdException w:name="Intense Reference" w:uiPriority="32" w:qFormat="1"/>
+    <w:lsdException w:name="Book Title" w:uiPriority="33" w:qFormat="1"/>
+    <w:lsdException w:name="Bibliography" w:semiHidden="1" w:uiPriority="37" w:unhideWhenUsed="1"/>
+    <w:lsdException w:name="TOC Heading" w:semiHidden="1" w:uiPriority="39" w:unhideWhenUsed="1" w:qFormat="1"/>
+    <w:lsdException w:name="Plain Table 1" w:uiPriority="41"/>
+    <w:lsdException w:name="Plain Table 2" w:uiPriority="42"/>
+    <w:lsdException w:name="Plain Table 3" w:uiPriority="43"/>
+    <w:lsdException w:name="Plain Table 4" w:uiPriority="44"/>
+    <w:lsdException w:name="Plain Table 5" w:uiPriority="45"/>
+    <w:lsdException w:name="Grid Table Light" w:uiPriority="40"/>
+    <w:lsdException w:name="Grid Table 1 Light" w:uiPriority="46"/>
+    <w:lsdException w:name="Grid Table 2" w:uiPriority="47"/>
+    <w:lsdException w:name="Grid Table 3" w:uiPriority="48"/>
+    <w:lsdException w:name="Grid Table 4" w:uiPriority="49"/>
+    <w:lsdException w:name="Grid Table 5 Dark" w:uiPriority="50"/>
+    <w:lsdException w:name="Grid Table 6 Colorful" w:uiPriority="51"/>
+    <w:lsdException w:name="Grid Table 7 Colorful" w:uiPriority="52"/>
+    <w:lsdException w:name="Grid Table 1 Light Accent 1" w:uiPriority="46"/>
+    <w:lsdException w:name="Grid Table 2 Accent 1" w:uiPriority="47"/>
+    <w:lsdException w:name="Grid Table 3 Accent 1" w:uiPriority="48"/>
+    <w:lsdException w:name="Grid Table 4 Accent 1" w:uiPriority="49"/>
+    <w:lsdException w:name="Grid Table 5 Dark Accent 1" w:uiPriority="50"/>
+    <w:lsdException w:name="Grid Table 6 Colorful Accent 1" w:uiPriority="51"/>
+    <w:lsdException w:name="Grid Table 7 Colorful Accent 1" w:uiPriority="52"/>
+    <w:lsdException w:name="Grid Table 1 Light Accent 2" w:uiPriority="46"/>
+    <w:lsdException w:name="Grid Table 2 Accent 2" w:uiPriority="47"/>
+    <w:lsdException w:name="Grid Table 3 Accent 2" w:uiPriority="48"/>
+    <w:lsdException w:name="Grid Table 4 Accent 2" w:uiPriority="49"/>
+    <w:lsdException w:name="Grid Table 5 Dark Accent 2" w:uiPriority="50"/>
+    <w:lsdException w:name="Grid Table 6 Colorful Accent 2" w:uiPriority="51"/>
+    <w:lsdException w:name="Grid Table 7 Colorful Accent 2" w:uiPriority="52"/>
+    <w:lsdException w:name="Grid Table 1 Light Accent 3" w:uiPriority="46"/>
+    <w:lsdException w:name="Grid Table 2 Accent 3" w:uiPriority="47"/>
+    <w:lsdException w:name="Grid Table 3 Accent 3" w:uiPriority="48"/>
+    <w:lsdException w:name="Grid Table 4 Accent 3" w:uiPriority="49"/>
+    <w:lsdException w:name="Grid Table 5 Dark Accent 3" w:uiPriority="50"/>
+    <w:lsdException w:name="Grid Table 6 Colorful Accent 3" w:uiPriority="51"/>
+    <w:lsdException w:name="Grid Table 7 Colorful Accent 3" w:uiPriority="52"/>
+    <w:lsdException w:name="Grid Table 1 Light Accent 4" w:uiPriority="46"/>
+    <w:lsdException w:name="Grid Table 2 Accent 4" w:uiPriority="47"/>
+    <w:lsdException w:name="Grid Table 3 Accent 4" w:uiPriority="48"/>
+    <w:lsdException w:name="Grid Table 4 Accent 4" w:uiPriority="49"/>
+    <w:lsdException w:name="Grid Table 5 Dark Accent 4" w:uiPriority="50"/>
+    <w:lsdException w:name="Grid Table 6 Colorful Accent 4" w:uiPriority="51"/>
+    <w:lsdException w:name="Grid Table 7 Colorful Accent 4" w:uiPriority="52"/>
+    <w:lsdException w:name="Grid Table 1 Light Accent 5" w:uiPriority="46"/>
+    <w:lsdException w:name="Grid Table 2 Accent 5" w:uiPriority="47"/>
+    <w:lsdException w:name="Grid Table 3 Accent 5" w:uiPriority="48"/>
+    <w:lsdException w:name="Grid Table 4 Accent 5" w:uiPriority="49"/>
+    <w:lsdException w:name="Grid Table 5 Dark Accent 5" w:uiPriority="50"/>
+    <w:lsdException w:name="Grid Table 6 Colorful Accent 5" w:uiPriority="51"/>
+    <w:lsdException w:name="Grid Table 7 Colorful Accent 5" w:uiPriority="52"/>
+    <w:lsdException w:name="Grid Table 1 Light Accent 6" w:uiPriority="46"/>
+    <w:lsdException w:name="Grid Table 2 Accent 6" w:uiPriority="47"/>
+    <w:lsdException w:name="Grid Table 3 Accent 6" w:uiPriority="48"/>
+    <w:lsdException w:name="Grid Table 4 Accent 6" w:uiPriority="49"/>
+    <w:lsdException w:name="Grid Table 5 Dark Accent 6" w:uiPriority="50"/>
+    <w:lsdException w:name="Grid Table 6 Colorful Accent 6" w:uiPriority="51"/>
+    <w:lsdException w:name="Grid Table 7 Colorful Accent 6" w:uiPriority="52"/>
+    <w:lsdException w:name="List Table 1 Light" w:uiPriority="46"/>
+    <w:lsdException w:name="List Table 2" w:uiPriority="47"/>
+    <w:lsdException w:name="List Table 3" w:uiPriority="48"/>
+    <w:lsdException w:name="List Table 4" w:uiPriority="49"/>
+    <w:lsdException w:name="List Table 5 Dark" w:uiPriority="50"/>
+    <w:lsdException w:name="List Table 6 Colorful" w:uiPriority="51"/>
+    <w:lsdException w:name="List Table 7 Colorful" w:uiPriority="52"/>
+    <w:lsdException w:name="List Table 1 Light Accent 1" w:uiPriority="46"/>
+    <w:lsdException w:name="List Table 2 Accent 1" w:uiPriority="47"/>
+    <w:lsdException w:name="List Table 3 Accent 1" w:uiPriority="48"/>
+    <w:lsdException w:name="List Table 4 Accent 1" w:uiPriority="49"/>
+    <w:lsdException w:name="List Table 5 Dark Accent 1" w:uiPriority="50"/>
+    <w:lsdException w:name="List Table 6 Colorful Accent 1" w:uiPriority="51"/>
+    <w:lsdException w:name="List Table 7 Colorful Accent 1" w:uiPriority="52"/>
+    <w:lsdException w:name="List Table 1 Light Accent 2" w:uiPriority="46"/>
+    <w:lsdException w:name="List Table 2 Accent 2" w:uiPriority="47"/>
+    <w:lsdException w:name="List Table 3 Accent 2" w:uiPriority="48"/>
+    <w:lsdException w:name="List Table 4 Accent 2" w:uiPriority="49"/>
+    <w:lsdException w:name="List Table 5 Dark Accent 2" w:uiPriority="50"/>
+    <w:lsdException w:name="List Table 6 Colorful Accent 2" w:uiPriority="51"/>
+    <w:lsdException w:name="List Table 7 Colorful Accent 2" w:uiPriority="52"/>
+    <w:lsdException w:name="List Table 1 Light Accent 3" w:uiPriority="46"/>
+    <w:lsdException w:name="List Table 2 Accent 3" w:uiPriority="47"/>
+    <w:lsdException w:name="List Table 3 Accent 3" w:uiPriority="48"/>
+    <w:lsdException w:name="List Table 4 Accent 3" w:uiPriority="49"/>
+    <w:lsdException w:name="List Table 5 Dark Accent 3" w:uiPriority="50"/>
+    <w:lsdException w:name="List Table 6 Colorful Accent 3" w:uiPriority="51"/>
+    <w:lsdException w:name="List Table 7 Colorful Accent 3" w:uiPriority="52"/>
+    <w:lsdException w:name="List Table 1 Light Accent 4" w:uiPriority="46"/>
+    <w:lsdException w:name="List Table 2 Accent 4" w:uiPriority="47"/>
+    <w:lsdException w:name="List Table 3 Accent 4" w:uiPriority="48"/>
+    <w:lsdException w:name="List Table 4 Accent 4" w:uiPriority="49"/>
+    <w:lsdException w:name="List Table 5 Dark Accent 4" w:uiPriority="50"/>
+    <w:lsdException w:name="List Table 6 Colorful Accent 4" w:uiPriority="51"/>
+    <w:lsdException w:name="List Table 7 Colorful Accent 4" w:uiPriority="52"/>
+    <w:lsdException w:name="List Table 1 Light Accent 5" w:uiPriority="46"/>
+    <w:lsdException w:name="List Table 2 Accent 5" w:uiPriority="47"/>
+    <w:lsdException w:name="List Table 3 Accent 5" w:uiPriority="48"/>
+    <w:lsdException w:name="List Table 4 Accent 5" w:uiPriority="49"/>
+    <w:lsdException w:name="List Table 5 Dark Accent 5" w:uiPriority="50"/>
+    <w:lsdException w:name="List Table 6 Colorful Accent 5" w:uiPriority="51"/>
+    <w:lsdException w:name="List Table 7 Colorful Accent 5" w:uiPriority="52"/>
+    <w:lsdException w:name="List Table 1 Light Accent 6" w:uiPriority="46"/>
+    <w:lsdException w:name="List Table 2 Accent 6" w:uiPriority="47"/>
+    <w:lsdException w:name="List Table 3 Accent 6" w:uiPriority="48"/>
+    <w:lsdException w:name="List Table 4 Accent 6" w:uiPriority="49"/>
+    <w:lsdException w:name="List Table 5 Dark Accent 6" w:uiPriority="50"/>
+    <w:lsdException w:name="List Table 6 Colorful Accent 6" w:uiPriority="51"/>
+    <w:lsdException w:name="List Table 7 Colorful Accent 6" w:uiPriority="52"/>
+    <w:lsdException w:name="Mention" w:semiHidden="1" w:unhideWhenUsed="1"/>
+    <w:lsdException w:name="Smart Hyperlink" w:semiHidden="1" w:unhideWhenUsed="1"/>
+    <w:lsdException w:name="Hashtag" w:semiHidden="1" w:unhideWhenUsed="1"/>
+    <w:lsdException w:name="Unresolved Mention" w:semiHidden="1" w:unhideWhenUsed="1"/>
+    <w:lsdException w:name="Smart Link" w:semiHidden="1" w:unhideWhenUsed="1"/>
+  </w:latentStyles>
+  <w:style w:type="paragraph" w:default="1" w:styleId="Normal">
+    <w:name w:val="Normal"/>
     <w:qFormat/>
-    <w:rPr>
-      <w:sz w:val="56"/>
-      <w:szCs w:val="56"/>
-    </w:rPr>
   </w:style>
   <w:style w:type="paragraph" w:styleId="Heading1">
-    <w:name w:val="Heading 1"/>
-    <w:basedOn w:val="Normal"/>
-    <w:next w:val="Normal"/>
+    <w:name w:val="heading 1"/>
+    <w:uiPriority w:val="9"/>
     <w:qFormat/>
+    <w:pPr>
+      <w:outlineLvl w:val="0"/>
+    </w:pPr>
     <w:rPr>
       <w:color w:val="2E74B5"/>
       <w:sz w:val="32"/>
@@ -1489,10 +1849,13 @@
     </w:rPr>
   </w:style>
   <w:style w:type="paragraph" w:styleId="Heading2">
-    <w:name w:val="Heading 2"/>
-    <w:basedOn w:val="Normal"/>
-    <w:next w:val="Normal"/>
+    <w:name w:val="heading 2"/>
+    <w:uiPriority w:val="9"/>
+    <w:unhideWhenUsed/>
     <w:qFormat/>
+    <w:pPr>
+      <w:outlineLvl w:val="1"/>
+    </w:pPr>
     <w:rPr>
       <w:color w:val="2E74B5"/>
       <w:sz w:val="26"/>
@@ -1500,10 +1863,14 @@
     </w:rPr>
   </w:style>
   <w:style w:type="paragraph" w:styleId="Heading3">
-    <w:name w:val="Heading 3"/>
-    <w:basedOn w:val="Normal"/>
-    <w:next w:val="Normal"/>
+    <w:name w:val="heading 3"/>
+    <w:uiPriority w:val="9"/>
+    <w:semiHidden/>
+    <w:unhideWhenUsed/>
     <w:qFormat/>
+    <w:pPr>
+      <w:outlineLvl w:val="2"/>
+    </w:pPr>
     <w:rPr>
       <w:color w:val="1F4D78"/>
       <w:sz w:val="24"/>
@@ -1511,10 +1878,14 @@
     </w:rPr>
   </w:style>
   <w:style w:type="paragraph" w:styleId="Heading4">
-    <w:name w:val="Heading 4"/>
-    <w:basedOn w:val="Normal"/>
-    <w:next w:val="Normal"/>
+    <w:name w:val="heading 4"/>
+    <w:uiPriority w:val="9"/>
+    <w:semiHidden/>
+    <w:unhideWhenUsed/>
     <w:qFormat/>
+    <w:pPr>
+      <w:outlineLvl w:val="3"/>
+    </w:pPr>
     <w:rPr>
       <w:i/>
       <w:iCs/>
@@ -1522,27 +1893,69 @@
     </w:rPr>
   </w:style>
   <w:style w:type="paragraph" w:styleId="Heading5">
-    <w:name w:val="Heading 5"/>
-    <w:basedOn w:val="Normal"/>
-    <w:next w:val="Normal"/>
+    <w:name w:val="heading 5"/>
+    <w:uiPriority w:val="9"/>
+    <w:semiHidden/>
+    <w:unhideWhenUsed/>
     <w:qFormat/>
+    <w:pPr>
+      <w:outlineLvl w:val="4"/>
+    </w:pPr>
     <w:rPr>
       <w:color w:val="2E74B5"/>
     </w:rPr>
   </w:style>
   <w:style w:type="paragraph" w:styleId="Heading6">
-    <w:name w:val="Heading 6"/>
-    <w:basedOn w:val="Normal"/>
-    <w:next w:val="Normal"/>
+    <w:name w:val="heading 6"/>
+    <w:uiPriority w:val="9"/>
+    <w:semiHidden/>
+    <w:unhideWhenUsed/>
     <w:qFormat/>
+    <w:pPr>
+      <w:outlineLvl w:val="5"/>
+    </w:pPr>
     <w:rPr>
       <w:color w:val="1F4D78"/>
     </w:rPr>
   </w:style>
-  <w:style w:type="paragraph" w:styleId="Strong">
-    <w:name w:val="Strong"/>
-    <w:basedOn w:val="Normal"/>
-    <w:next w:val="Normal"/>
+  <w:style w:type="character" w:default="1" w:styleId="DefaultParagraphFont">
+    <w:name w:val="Default Paragraph Font"/>
+    <w:uiPriority w:val="1"/>
+    <w:semiHidden/>
+    <w:unhideWhenUsed/>
+  </w:style>
+  <w:style w:type="table" w:default="1" w:styleId="TableNormal">
+    <w:name w:val="Normal Table"/>
+    <w:uiPriority w:val="99"/>
+    <w:semiHidden/>
+    <w:unhideWhenUsed/>
+    <w:tblPr>
+      <w:tblInd w:w="0" w:type="dxa"/>
+      <w:tblCellMar>
+        <w:top w:w="0" w:type="dxa"/>
+        <w:left w:w="108" w:type="dxa"/>
+        <w:bottom w:w="0" w:type="dxa"/>
+        <w:right w:w="108" w:type="dxa"/>
+      </w:tblCellMar>
+    </w:tblPr>
+  </w:style>
+  <w:style w:type="numbering" w:default="1" w:styleId="NoList">
+    <w:name w:val="No List"/>
+    <w:uiPriority w:val="99"/>
+    <w:semiHidden/>
+    <w:unhideWhenUsed/>
+  </w:style>
+  <w:style w:type="paragraph" w:styleId="Title">
+    <w:name w:val="Title"/>
+    <w:uiPriority w:val="10"/>
+    <w:qFormat/>
+    <w:rPr>
+      <w:sz w:val="56"/>
+      <w:szCs w:val="56"/>
+    </w:rPr>
+  </w:style>
+  <w:style w:type="paragraph" w:customStyle="1" w:styleId="Strong1">
+    <w:name w:val="Strong1"/>
     <w:qFormat/>
     <w:rPr>
       <w:b/>
@@ -1551,12 +1964,10 @@
   </w:style>
   <w:style w:type="paragraph" w:styleId="ListParagraph">
     <w:name w:val="List Paragraph"/>
-    <w:basedOn w:val="Normal"/>
     <w:qFormat/>
   </w:style>
   <w:style w:type="character" w:styleId="Hyperlink">
     <w:name w:val="Hyperlink"/>
-    <w:basedOn w:val="DefaultParagraphFont"/>
     <w:uiPriority w:val="99"/>
     <w:unhideWhenUsed/>
     <w:rPr>
@@ -1566,7 +1977,6 @@
   </w:style>
   <w:style w:type="character" w:styleId="FootnoteReference">
     <w:name w:val="footnote reference"/>
-    <w:basedOn w:val="DefaultParagraphFont"/>
     <w:uiPriority w:val="99"/>
     <w:semiHidden/>
     <w:unhideWhenUsed/>
@@ -1576,22 +1986,13 @@
   </w:style>
   <w:style w:type="paragraph" w:styleId="FootnoteText">
     <w:name w:val="footnote text"/>
-    <w:basedOn w:val="Normal"/>
     <w:link w:val="FootnoteTextChar"/>
     <w:uiPriority w:val="99"/>
     <w:semiHidden/>
     <w:unhideWhenUsed/>
-    <w:pPr>
-      <w:spacing w:after="0" w:line="240" w:lineRule="auto"/>
-    </w:pPr>
-    <w:rPr>
-      <w:sz w:val="20"/>
-      <w:szCs w:val="20"/>
-    </w:rPr>
   </w:style>
-  <w:style w:type="character" w:styleId="FootnoteTextChar">
+  <w:style w:type="character" w:customStyle="1" w:styleId="FootnoteTextChar">
     <w:name w:val="Footnote Text Char"/>
-    <w:basedOn w:val="DefaultParagraphFont"/>
     <w:link w:val="FootnoteText"/>
     <w:uiPriority w:val="99"/>
     <w:semiHidden/>
@@ -1603,7 +2004,6 @@
   </w:style>
   <w:style w:type="character" w:styleId="EndnoteReference">
     <w:name w:val="endnote reference"/>
-    <w:basedOn w:val="DefaultParagraphFont"/>
     <w:uiPriority w:val="99"/>
     <w:semiHidden/>
     <w:unhideWhenUsed/>
@@ -1613,22 +2013,13 @@
   </w:style>
   <w:style w:type="paragraph" w:styleId="EndnoteText">
     <w:name w:val="endnote text"/>
-    <w:basedOn w:val="Normal"/>
     <w:link w:val="EndnoteTextChar"/>
     <w:uiPriority w:val="99"/>
     <w:semiHidden/>
     <w:unhideWhenUsed/>
-    <w:pPr>
-      <w:spacing w:after="0" w:line="240" w:lineRule="auto"/>
-    </w:pPr>
-    <w:rPr>
-      <w:sz w:val="20"/>
-      <w:szCs w:val="20"/>
-    </w:rPr>
   </w:style>
-  <w:style w:type="character" w:styleId="EndnoteTextChar">
+  <w:style w:type="character" w:customStyle="1" w:styleId="EndnoteTextChar">
     <w:name w:val="Endnote Text Char"/>
-    <w:basedOn w:val="DefaultParagraphFont"/>
     <w:link w:val="EndnoteText"/>
     <w:uiPriority w:val="99"/>
     <w:semiHidden/>
@@ -1639,4 +2030,299 @@
     </w:rPr>
   </w:style>
 </w:styles>
+</file>
+
+<file path=word/theme/theme1.xml><?xml version="1.0" encoding="utf-8"?>
+<a:theme xmlns:a="http://schemas.openxmlformats.org/drawingml/2006/main" name="Office Theme">
+  <a:themeElements>
+    <a:clrScheme name="Office">
+      <a:dk1>
+        <a:sysClr val="windowText" lastClr="000000"/>
+      </a:dk1>
+      <a:lt1>
+        <a:sysClr val="window" lastClr="FFFFFF"/>
+      </a:lt1>
+      <a:dk2>
+        <a:srgbClr val="44546A"/>
+      </a:dk2>
+      <a:lt2>
+        <a:srgbClr val="E7E6E6"/>
+      </a:lt2>
+      <a:accent1>
+        <a:srgbClr val="4472C4"/>
+      </a:accent1>
+      <a:accent2>
+        <a:srgbClr val="ED7D31"/>
+      </a:accent2>
+      <a:accent3>
+        <a:srgbClr val="A5A5A5"/>
+      </a:accent3>
+      <a:accent4>
+        <a:srgbClr val="FFC000"/>
+      </a:accent4>
+      <a:accent5>
+        <a:srgbClr val="5B9BD5"/>
+      </a:accent5>
+      <a:accent6>
+        <a:srgbClr val="70AD47"/>
+      </a:accent6>
+      <a:hlink>
+        <a:srgbClr val="0563C1"/>
+      </a:hlink>
+      <a:folHlink>
+        <a:srgbClr val="954F72"/>
+      </a:folHlink>
+    </a:clrScheme>
+    <a:fontScheme name="Office">
+      <a:majorFont>
+        <a:latin typeface="Calibri Light" panose="020F0302020204030204"/>
+        <a:ea typeface=""/>
+        <a:cs typeface=""/>
+        <a:font script="Jpan" typeface="游ゴシック Light"/>
+        <a:font script="Hang" typeface="맑은 고딕"/>
+        <a:font script="Hans" typeface="等线 Light"/>
+        <a:font script="Hant" typeface="新細明體"/>
+        <a:font script="Arab" typeface="Times New Roman"/>
+        <a:font script="Hebr" typeface="Times New Roman"/>
+        <a:font script="Thai" typeface="Angsana New"/>
+        <a:font script="Ethi" typeface="Nyala"/>
+        <a:font script="Beng" typeface="Vrinda"/>
+        <a:font script="Gujr" typeface="Shruti"/>
+        <a:font script="Khmr" typeface="MoolBoran"/>
+        <a:font script="Knda" typeface="Tunga"/>
+        <a:font script="Guru" typeface="Raavi"/>
+        <a:font script="Cans" typeface="Euphemia"/>
+        <a:font script="Cher" typeface="Plantagenet Cherokee"/>
+        <a:font script="Yiii" typeface="Microsoft Yi Baiti"/>
+        <a:font script="Tibt" typeface="Microsoft Himalaya"/>
+        <a:font script="Thaa" typeface="MV Boli"/>
+        <a:font script="Deva" typeface="Mangal"/>
+        <a:font script="Telu" typeface="Gautami"/>
+        <a:font script="Taml" typeface="Latha"/>
+        <a:font script="Syrc" typeface="Estrangelo Edessa"/>
+        <a:font script="Orya" typeface="Kalinga"/>
+        <a:font script="Mlym" typeface="Kartika"/>
+        <a:font script="Laoo" typeface="DokChampa"/>
+        <a:font script="Sinh" typeface="Iskoola Pota"/>
+        <a:font script="Mong" typeface="Mongolian Baiti"/>
+        <a:font script="Viet" typeface="Times New Roman"/>
+        <a:font script="Uigh" typeface="Microsoft Uighur"/>
+        <a:font script="Geor" typeface="Sylfaen"/>
+        <a:font script="Armn" typeface="Arial"/>
+        <a:font script="Bugi" typeface="Leelawadee UI"/>
+        <a:font script="Bopo" typeface="Microsoft JhengHei"/>
+        <a:font script="Java" typeface="Javanese Text"/>
+        <a:font script="Lisu" typeface="Segoe UI"/>
+        <a:font script="Mymr" typeface="Myanmar Text"/>
+        <a:font script="Nkoo" typeface="Ebrima"/>
+        <a:font script="Olck" typeface="Nirmala UI"/>
+        <a:font script="Osma" typeface="Ebrima"/>
+        <a:font script="Phag" typeface="Phagspa"/>
+        <a:font script="Syrn" typeface="Estrangelo Edessa"/>
+        <a:font script="Syrj" typeface="Estrangelo Edessa"/>
+        <a:font script="Syre" typeface="Estrangelo Edessa"/>
+        <a:font script="Sora" typeface="Nirmala UI"/>
+        <a:font script="Tale" typeface="Microsoft Tai Le"/>
+        <a:font script="Talu" typeface="Microsoft New Tai Lue"/>
+        <a:font script="Tfng" typeface="Ebrima"/>
+      </a:majorFont>
+      <a:minorFont>
+        <a:latin typeface="Calibri" panose="020F0502020204030204"/>
+        <a:ea typeface=""/>
+        <a:cs typeface=""/>
+        <a:font script="Jpan" typeface="游明朝"/>
+        <a:font script="Hang" typeface="맑은 고딕"/>
+        <a:font script="Hans" typeface="等线"/>
+        <a:font script="Hant" typeface="新細明體"/>
+        <a:font script="Arab" typeface="Arial"/>
+        <a:font script="Hebr" typeface="Arial"/>
+        <a:font script="Thai" typeface="Cordia New"/>
+        <a:font script="Ethi" typeface="Nyala"/>
+        <a:font script="Beng" typeface="Vrinda"/>
+        <a:font script="Gujr" typeface="Shruti"/>
+        <a:font script="Khmr" typeface="DaunPenh"/>
+        <a:font script="Knda" typeface="Tunga"/>
+        <a:font script="Guru" typeface="Raavi"/>
+        <a:font script="Cans" typeface="Euphemia"/>
+        <a:font script="Cher" typeface="Plantagenet Cherokee"/>
+        <a:font script="Yiii" typeface="Microsoft Yi Baiti"/>
+        <a:font script="Tibt" typeface="Microsoft Himalaya"/>
+        <a:font script="Thaa" typeface="MV Boli"/>
+        <a:font script="Deva" typeface="Mangal"/>
+        <a:font script="Telu" typeface="Gautami"/>
+        <a:font script="Taml" typeface="Latha"/>
+        <a:font script="Syrc" typeface="Estrangelo Edessa"/>
+        <a:font script="Orya" typeface="Kalinga"/>
+        <a:font script="Mlym" typeface="Kartika"/>
+        <a:font script="Laoo" typeface="DokChampa"/>
+        <a:font script="Sinh" typeface="Iskoola Pota"/>
+        <a:font script="Mong" typeface="Mongolian Baiti"/>
+        <a:font script="Viet" typeface="Arial"/>
+        <a:font script="Uigh" typeface="Microsoft Uighur"/>
+        <a:font script="Geor" typeface="Sylfaen"/>
+        <a:font script="Armn" typeface="Arial"/>
+        <a:font script="Bugi" typeface="Leelawadee UI"/>
+        <a:font script="Bopo" typeface="Microsoft JhengHei"/>
+        <a:font script="Java" typeface="Javanese Text"/>
+        <a:font script="Lisu" typeface="Segoe UI"/>
+        <a:font script="Mymr" typeface="Myanmar Text"/>
+        <a:font script="Nkoo" typeface="Ebrima"/>
+        <a:font script="Olck" typeface="Nirmala UI"/>
+        <a:font script="Osma" typeface="Ebrima"/>
+        <a:font script="Phag" typeface="Phagspa"/>
+        <a:font script="Syrn" typeface="Estrangelo Edessa"/>
+        <a:font script="Syrj" typeface="Estrangelo Edessa"/>
+        <a:font script="Syre" typeface="Estrangelo Edessa"/>
+        <a:font script="Sora" typeface="Nirmala UI"/>
+        <a:font script="Tale" typeface="Microsoft Tai Le"/>
+        <a:font script="Talu" typeface="Microsoft New Tai Lue"/>
+        <a:font script="Tfng" typeface="Ebrima"/>
+      </a:minorFont>
+    </a:fontScheme>
+    <a:fmtScheme name="Office">
+      <a:fillStyleLst>
+        <a:solidFill>
+          <a:schemeClr val="phClr"/>
+        </a:solidFill>
+        <a:gradFill rotWithShape="1">
+          <a:gsLst>
+            <a:gs pos="0">
+              <a:schemeClr val="phClr">
+                <a:lumMod val="110000"/>
+                <a:satMod val="105000"/>
+                <a:tint val="67000"/>
+              </a:schemeClr>
+            </a:gs>
+            <a:gs pos="50000">
+              <a:schemeClr val="phClr">
+                <a:lumMod val="105000"/>
+                <a:satMod val="103000"/>
+                <a:tint val="73000"/>
+              </a:schemeClr>
+            </a:gs>
+            <a:gs pos="100000">
+              <a:schemeClr val="phClr">
+                <a:lumMod val="105000"/>
+                <a:satMod val="109000"/>
+                <a:tint val="81000"/>
+              </a:schemeClr>
+            </a:gs>
+          </a:gsLst>
+          <a:lin ang="5400000" scaled="0"/>
+        </a:gradFill>
+        <a:gradFill rotWithShape="1">
+          <a:gsLst>
+            <a:gs pos="0">
+              <a:schemeClr val="phClr">
+                <a:satMod val="103000"/>
+                <a:lumMod val="102000"/>
+                <a:tint val="94000"/>
+              </a:schemeClr>
+            </a:gs>
+            <a:gs pos="50000">
+              <a:schemeClr val="phClr">
+                <a:satMod val="110000"/>
+                <a:lumMod val="100000"/>
+                <a:shade val="100000"/>
+              </a:schemeClr>
+            </a:gs>
+            <a:gs pos="100000">
+              <a:schemeClr val="phClr">
+                <a:lumMod val="99000"/>
+                <a:satMod val="120000"/>
+                <a:shade val="78000"/>
+              </a:schemeClr>
+            </a:gs>
+          </a:gsLst>
+          <a:lin ang="5400000" scaled="0"/>
+        </a:gradFill>
+      </a:fillStyleLst>
+      <a:lnStyleLst>
+        <a:ln w="6350" cap="flat" cmpd="sng" algn="ctr">
+          <a:solidFill>
+            <a:schemeClr val="phClr"/>
+          </a:solidFill>
+          <a:prstDash val="solid"/>
+          <a:miter lim="800000"/>
+        </a:ln>
+        <a:ln w="12700" cap="flat" cmpd="sng" algn="ctr">
+          <a:solidFill>
+            <a:schemeClr val="phClr"/>
+          </a:solidFill>
+          <a:prstDash val="solid"/>
+          <a:miter lim="800000"/>
+        </a:ln>
+        <a:ln w="19050" cap="flat" cmpd="sng" algn="ctr">
+          <a:solidFill>
+            <a:schemeClr val="phClr"/>
+          </a:solidFill>
+          <a:prstDash val="solid"/>
+          <a:miter lim="800000"/>
+        </a:ln>
+      </a:lnStyleLst>
+      <a:effectStyleLst>
+        <a:effectStyle>
+          <a:effectLst/>
+        </a:effectStyle>
+        <a:effectStyle>
+          <a:effectLst/>
+        </a:effectStyle>
+        <a:effectStyle>
+          <a:effectLst>
+            <a:outerShdw blurRad="57150" dist="19050" dir="5400000" algn="ctr" rotWithShape="0">
+              <a:srgbClr val="000000">
+                <a:alpha val="63000"/>
+              </a:srgbClr>
+            </a:outerShdw>
+          </a:effectLst>
+        </a:effectStyle>
+      </a:effectStyleLst>
+      <a:bgFillStyleLst>
+        <a:solidFill>
+          <a:schemeClr val="phClr"/>
+        </a:solidFill>
+        <a:solidFill>
+          <a:schemeClr val="phClr">
+            <a:tint val="95000"/>
+            <a:satMod val="170000"/>
+          </a:schemeClr>
+        </a:solidFill>
+        <a:gradFill rotWithShape="1">
+          <a:gsLst>
+            <a:gs pos="0">
+              <a:schemeClr val="phClr">
+                <a:tint val="93000"/>
+                <a:satMod val="150000"/>
+                <a:shade val="98000"/>
+                <a:lumMod val="102000"/>
+              </a:schemeClr>
+            </a:gs>
+            <a:gs pos="50000">
+              <a:schemeClr val="phClr">
+                <a:tint val="98000"/>
+                <a:satMod val="130000"/>
+                <a:shade val="90000"/>
+                <a:lumMod val="103000"/>
+              </a:schemeClr>
+            </a:gs>
+            <a:gs pos="100000">
+              <a:schemeClr val="phClr">
+                <a:shade val="63000"/>
+                <a:satMod val="120000"/>
+              </a:schemeClr>
+            </a:gs>
+          </a:gsLst>
+          <a:lin ang="5400000" scaled="0"/>
+        </a:gradFill>
+      </a:bgFillStyleLst>
+    </a:fmtScheme>
+  </a:themeElements>
+  <a:objectDefaults/>
+  <a:extraClrSchemeLst/>
+  <a:extLst>
+    <a:ext uri="{05A4C25C-085E-4340-85A3-A5531E510DB2}">
+      <thm15:themeFamily xmlns:thm15="http://schemas.microsoft.com/office/thememl/2012/main" name="Office Theme" id="{62F939B6-93AF-4DB8-9C6B-D6C7DFDC589F}" vid="{4A3C46E8-61CC-4603-A589-7422A47A8E4A}"/>
+    </a:ext>
+  </a:extLst>
+</a:theme>
 </file>